--- a/README.docx
+++ b/README.docx
@@ -6,9 +6,9 @@
       <w:pPr>
         <w:pStyle w:val="Heading1"/>
       </w:pPr>
-      <w:bookmarkStart w:id="20" w:name="python-scripts-portfolio-index"/>
-      <w:r>
-        <w:t xml:space="preserve">Python Scripts Portfolio — Index</w:t>
+      <w:bookmarkStart w:id="20" w:name="r-scripts-portfolio-index"/>
+      <w:r>
+        <w:t xml:space="preserve">R Scripts Portfolio — Index</w:t>
       </w:r>
       <w:bookmarkEnd w:id="20"/>
     </w:p>
@@ -32,7 +32,25 @@
         <w:t xml:space="preserve"> </w:t>
       </w:r>
       <w:r>
-        <w:t xml:space="preserve">/</w:t>
+        <w:t xml:space="preserve">explaining what it does, its inputs/outputs, and its conceptual aim. Exact byte-identical duplicate files (found in more than one folder on disk) are each still copied and reported here, with a note pointing to the twin copy.</w:t>
+      </w:r>
+    </w:p>
+    <w:p>
+      <w:pPr>
+        <w:pStyle w:val="Heading2"/>
+      </w:pPr>
+      <w:bookmarkStart w:id="21" w:name="bmdm_myeloid_inflammation"/>
+      <w:r>
+        <w:t xml:space="preserve">01_BMDM_Myeloid_Inflammation</w:t>
+      </w:r>
+      <w:bookmarkEnd w:id="21"/>
+    </w:p>
+    <w:p>
+      <w:pPr>
+        <w:pStyle w:val="FirstParagraph"/>
+      </w:pPr>
+      <w:r>
+        <w:t xml:space="preserve">2 scripts. See</w:t>
       </w:r>
       <w:r>
         <w:t xml:space="preserve"> </w:t>
@@ -41,31 +59,61 @@
         <w:rPr>
           <w:rStyle w:val="VerbatimChar"/>
         </w:rPr>
-        <w:t xml:space="preserve">&lt;name&gt;_REPORT.docx</w:t>
+        <w:t xml:space="preserve">_PROJECT_OVERVIEW.md</w:t>
       </w:r>
       <w:r>
         <w:t xml:space="preserve"> </w:t>
       </w:r>
       <w:r>
-        <w:t xml:space="preserve">explaining what it does, its inputs/outputs, its conceptual aim, and its conclusions.</w:t>
+        <w:t xml:space="preserve">in that folder.</w:t>
+      </w:r>
+    </w:p>
+    <w:p>
+      <w:pPr>
+        <w:numPr>
+          <w:ilvl w:val="0"/>
+          <w:numId w:val="1001"/>
+        </w:numPr>
+        <w:pStyle w:val="Compact"/>
+      </w:pPr>
+      <w:r>
+        <w:rPr>
+          <w:rStyle w:val="VerbatimChar"/>
+        </w:rPr>
+        <w:t xml:space="preserve">BMDM/BMDM_analysis_all.R</w:t>
+      </w:r>
+    </w:p>
+    <w:p>
+      <w:pPr>
+        <w:numPr>
+          <w:ilvl w:val="0"/>
+          <w:numId w:val="1001"/>
+        </w:numPr>
+        <w:pStyle w:val="Compact"/>
+      </w:pPr>
+      <w:r>
+        <w:rPr>
+          <w:rStyle w:val="VerbatimChar"/>
+        </w:rPr>
+        <w:t xml:space="preserve">BMDM/BMDM_volcano_DEcounts.R</w:t>
       </w:r>
     </w:p>
     <w:p>
       <w:pPr>
         <w:pStyle w:val="Heading2"/>
       </w:pPr>
-      <w:bookmarkStart w:id="21" w:name="bmdm_myeloid_inflammation"/>
-      <w:r>
-        <w:t xml:space="preserve">01_BMDM_Myeloid_Inflammation</w:t>
-      </w:r>
-      <w:bookmarkEnd w:id="21"/>
+      <w:bookmarkStart w:id="22" w:name="division_burden_methylation_clocks"/>
+      <w:r>
+        <w:t xml:space="preserve">02_Division_Burden_Methylation_Clocks</w:t>
+      </w:r>
+      <w:bookmarkEnd w:id="22"/>
     </w:p>
     <w:p>
       <w:pPr>
         <w:pStyle w:val="FirstParagraph"/>
       </w:pPr>
       <w:r>
-        <w:t xml:space="preserve">3 scripts. See</w:t>
+        <w:t xml:space="preserve">1 scripts. See</w:t>
       </w:r>
       <w:r>
         <w:t xml:space="preserve"> </w:t>
@@ -80,87 +128,1212 @@
         <w:t xml:space="preserve"> </w:t>
       </w:r>
       <w:r>
-        <w:t xml:space="preserve">in that folder for the project-level summary.</w:t>
-      </w:r>
-    </w:p>
-    <w:p>
-      <w:pPr>
-        <w:numPr>
-          <w:ilvl w:val="0"/>
-          <w:numId w:val="1001"/>
-        </w:numPr>
-        <w:pStyle w:val="Compact"/>
-      </w:pPr>
-      <w:r>
-        <w:rPr>
-          <w:rStyle w:val="VerbatimChar"/>
-        </w:rPr>
-        <w:t xml:space="preserve">bmdm_asymmetry_diagnostics.py</w:t>
+        <w:t xml:space="preserve">in that folder.</w:t>
+      </w:r>
+    </w:p>
+    <w:p>
+      <w:pPr>
+        <w:numPr>
+          <w:ilvl w:val="0"/>
+          <w:numId w:val="1002"/>
+        </w:numPr>
+        <w:pStyle w:val="Compact"/>
+      </w:pPr>
+      <w:r>
+        <w:rPr>
+          <w:rStyle w:val="VerbatimChar"/>
+        </w:rPr>
+        <w:t xml:space="preserve">division_burden_methylation_analysis/clock_correlation_analysis/run_analysis.R</w:t>
+      </w:r>
+    </w:p>
+    <w:p>
+      <w:pPr>
+        <w:pStyle w:val="Heading2"/>
+      </w:pPr>
+      <w:bookmarkStart w:id="23" w:name="mutant_hspc_proliferation_multigenotype"/>
+      <w:r>
+        <w:t xml:space="preserve">03_Mutant_HSPC_Proliferation_MultiGenotype</w:t>
+      </w:r>
+      <w:bookmarkEnd w:id="23"/>
+    </w:p>
+    <w:p>
+      <w:pPr>
+        <w:pStyle w:val="FirstParagraph"/>
+      </w:pPr>
+      <w:r>
+        <w:t xml:space="preserve">4 scripts. See</w:t>
       </w:r>
       <w:r>
         <w:t xml:space="preserve"> </w:t>
       </w:r>
       <w:r>
-        <w:t xml:space="preserve">— BMDM library-composition &amp; logFC tail-asymmetry diagnostics</w:t>
-      </w:r>
-    </w:p>
-    <w:p>
-      <w:pPr>
-        <w:numPr>
-          <w:ilvl w:val="0"/>
-          <w:numId w:val="1001"/>
-        </w:numPr>
-        <w:pStyle w:val="Compact"/>
-      </w:pPr>
-      <w:r>
-        <w:rPr>
-          <w:rStyle w:val="VerbatimChar"/>
-        </w:rPr>
-        <w:t xml:space="preserve">bmdm_axis_concordance.py</w:t>
+        <w:rPr>
+          <w:rStyle w:val="VerbatimChar"/>
+        </w:rPr>
+        <w:t xml:space="preserve">_PROJECT_OVERVIEW.md</w:t>
       </w:r>
       <w:r>
         <w:t xml:space="preserve"> </w:t>
       </w:r>
       <w:r>
-        <w:t xml:space="preserve">— Burden-axis vs. lenti-axis concordance analysis</w:t>
-      </w:r>
-    </w:p>
-    <w:p>
-      <w:pPr>
-        <w:numPr>
-          <w:ilvl w:val="0"/>
-          <w:numId w:val="1001"/>
-        </w:numPr>
-        <w:pStyle w:val="Compact"/>
-      </w:pPr>
-      <w:r>
-        <w:rPr>
-          <w:rStyle w:val="VerbatimChar"/>
-        </w:rPr>
-        <w:t xml:space="preserve">ch_myeloid_heatmap.py</w:t>
+        <w:t xml:space="preserve">in that folder.</w:t>
+      </w:r>
+    </w:p>
+    <w:p>
+      <w:pPr>
+        <w:numPr>
+          <w:ilvl w:val="0"/>
+          <w:numId w:val="1003"/>
+        </w:numPr>
+        <w:pStyle w:val="Compact"/>
+      </w:pPr>
+      <w:r>
+        <w:rPr>
+          <w:rStyle w:val="VerbatimChar"/>
+        </w:rPr>
+        <w:t xml:space="preserve">mutant_proliefration_analysis/cluster_markers.R</w:t>
+      </w:r>
+    </w:p>
+    <w:p>
+      <w:pPr>
+        <w:numPr>
+          <w:ilvl w:val="0"/>
+          <w:numId w:val="1003"/>
+        </w:numPr>
+        <w:pStyle w:val="Compact"/>
+      </w:pPr>
+      <w:r>
+        <w:rPr>
+          <w:rStyle w:val="VerbatimChar"/>
+        </w:rPr>
+        <w:t xml:space="preserve">mutant_proliefration_analysis/finish_asxl1_res1.2_markers.R</w:t>
+      </w:r>
+    </w:p>
+    <w:p>
+      <w:pPr>
+        <w:numPr>
+          <w:ilvl w:val="0"/>
+          <w:numId w:val="1003"/>
+        </w:numPr>
+        <w:pStyle w:val="Compact"/>
+      </w:pPr>
+      <w:r>
+        <w:rPr>
+          <w:rStyle w:val="VerbatimChar"/>
+        </w:rPr>
+        <w:t xml:space="preserve">mutant_proliefration_analysis/fix_cluster_markers.R</w:t>
+      </w:r>
+    </w:p>
+    <w:p>
+      <w:pPr>
+        <w:numPr>
+          <w:ilvl w:val="0"/>
+          <w:numId w:val="1003"/>
+        </w:numPr>
+        <w:pStyle w:val="Compact"/>
+      </w:pPr>
+      <w:r>
+        <w:rPr>
+          <w:rStyle w:val="VerbatimChar"/>
+        </w:rPr>
+        <w:t xml:space="preserve">mutant_proliefration_analysis/run_seurat_harmony_all_mutants.R</w:t>
+      </w:r>
+    </w:p>
+    <w:p>
+      <w:pPr>
+        <w:pStyle w:val="Heading2"/>
+      </w:pPr>
+      <w:bookmarkStart w:id="24" w:name="Xfeaa61976f650b85b7d15665c6258badf74f143"/>
+      <w:r>
+        <w:t xml:space="preserve">04_HBLB_Lenti_DGE_Volcano_ClassicalMono_LTHSC</w:t>
+      </w:r>
+      <w:bookmarkEnd w:id="24"/>
+    </w:p>
+    <w:p>
+      <w:pPr>
+        <w:pStyle w:val="FirstParagraph"/>
+      </w:pPr>
+      <w:r>
+        <w:t xml:space="preserve">38 scripts. See</w:t>
       </w:r>
       <w:r>
         <w:t xml:space="preserve"> </w:t>
       </w:r>
       <w:r>
-        <w:t xml:space="preserve">— CH / myeloid-inflammation gene panel heatmap</w:t>
+        <w:rPr>
+          <w:rStyle w:val="VerbatimChar"/>
+        </w:rPr>
+        <w:t xml:space="preserve">_PROJECT_OVERVIEW.md</w:t>
+      </w:r>
+      <w:r>
+        <w:t xml:space="preserve"> </w:t>
+      </w:r>
+      <w:r>
+        <w:t xml:space="preserve">in that folder.</w:t>
+      </w:r>
+    </w:p>
+    <w:p>
+      <w:pPr>
+        <w:numPr>
+          <w:ilvl w:val="0"/>
+          <w:numId w:val="1004"/>
+        </w:numPr>
+        <w:pStyle w:val="Compact"/>
+      </w:pPr>
+      <w:r>
+        <w:rPr>
+          <w:rStyle w:val="VerbatimChar"/>
+        </w:rPr>
+        <w:t xml:space="preserve">Classical_Monocytes (1)/classcial_monocytes_HBvLBLentiPos_HBvLB_Lentineg.R</w:t>
+      </w:r>
+    </w:p>
+    <w:p>
+      <w:pPr>
+        <w:numPr>
+          <w:ilvl w:val="0"/>
+          <w:numId w:val="1004"/>
+        </w:numPr>
+        <w:pStyle w:val="Compact"/>
+      </w:pPr>
+      <w:r>
+        <w:rPr>
+          <w:rStyle w:val="VerbatimChar"/>
+        </w:rPr>
+        <w:t xml:space="preserve">Classical_Monocytes/GSEAoutput_HB_vs_LB/plots.R</w:t>
+      </w:r>
+    </w:p>
+    <w:p>
+      <w:pPr>
+        <w:numPr>
+          <w:ilvl w:val="0"/>
+          <w:numId w:val="1004"/>
+        </w:numPr>
+        <w:pStyle w:val="Compact"/>
+      </w:pPr>
+      <w:r>
+        <w:rPr>
+          <w:rStyle w:val="VerbatimChar"/>
+        </w:rPr>
+        <w:t xml:space="preserve">Classical_Monocytes/cMono_analysis_1_logFC1/analysis1_CM.R</w:t>
+      </w:r>
+    </w:p>
+    <w:p>
+      <w:pPr>
+        <w:numPr>
+          <w:ilvl w:val="0"/>
+          <w:numId w:val="1004"/>
+        </w:numPr>
+        <w:pStyle w:val="Compact"/>
+      </w:pPr>
+      <w:r>
+        <w:rPr>
+          <w:rStyle w:val="VerbatimChar"/>
+        </w:rPr>
+        <w:t xml:space="preserve">Classical_Monocytes/plots_bmmono_HB_v_LB.R</w:t>
+      </w:r>
+    </w:p>
+    <w:p>
+      <w:pPr>
+        <w:numPr>
+          <w:ilvl w:val="0"/>
+          <w:numId w:val="1004"/>
+        </w:numPr>
+        <w:pStyle w:val="Compact"/>
+      </w:pPr>
+      <w:r>
+        <w:rPr>
+          <w:rStyle w:val="VerbatimChar"/>
+        </w:rPr>
+        <w:t xml:space="preserve">Classical_Monocytes/plots_bmmono_lentiposLB_v_lentinegHB.R</w:t>
+      </w:r>
+    </w:p>
+    <w:p>
+      <w:pPr>
+        <w:numPr>
+          <w:ilvl w:val="0"/>
+          <w:numId w:val="1004"/>
+        </w:numPr>
+        <w:pStyle w:val="Compact"/>
+      </w:pPr>
+      <w:r>
+        <w:rPr>
+          <w:rStyle w:val="VerbatimChar"/>
+        </w:rPr>
+        <w:t xml:space="preserve">Classical_Monocytes/plots_bmmono_lentipos_v_lentineg.R</w:t>
+      </w:r>
+    </w:p>
+    <w:p>
+      <w:pPr>
+        <w:numPr>
+          <w:ilvl w:val="0"/>
+          <w:numId w:val="1004"/>
+        </w:numPr>
+        <w:pStyle w:val="Compact"/>
+      </w:pPr>
+      <w:r>
+        <w:rPr>
+          <w:rStyle w:val="VerbatimChar"/>
+        </w:rPr>
+        <w:t xml:space="preserve">Classical_Monocytes/plots_bmmono_lentipos_v_lentineg_HB.R</w:t>
+      </w:r>
+    </w:p>
+    <w:p>
+      <w:pPr>
+        <w:numPr>
+          <w:ilvl w:val="0"/>
+          <w:numId w:val="1004"/>
+        </w:numPr>
+        <w:pStyle w:val="Compact"/>
+      </w:pPr>
+      <w:r>
+        <w:rPr>
+          <w:rStyle w:val="VerbatimChar"/>
+        </w:rPr>
+        <w:t xml:space="preserve">Classical_Monocytes/plots_bmmono_lentipos_v_lentineg_LB.R</w:t>
+      </w:r>
+    </w:p>
+    <w:p>
+      <w:pPr>
+        <w:numPr>
+          <w:ilvl w:val="0"/>
+          <w:numId w:val="1004"/>
+        </w:numPr>
+        <w:pStyle w:val="Compact"/>
+      </w:pPr>
+      <w:r>
+        <w:rPr>
+          <w:rStyle w:val="VerbatimChar"/>
+        </w:rPr>
+        <w:t xml:space="preserve">Classical_Monocytes/plots_hsc_HB_v_LB.R</w:t>
+      </w:r>
+    </w:p>
+    <w:p>
+      <w:pPr>
+        <w:numPr>
+          <w:ilvl w:val="0"/>
+          <w:numId w:val="1004"/>
+        </w:numPr>
+        <w:pStyle w:val="Compact"/>
+      </w:pPr>
+      <w:r>
+        <w:rPr>
+          <w:rStyle w:val="VerbatimChar"/>
+        </w:rPr>
+        <w:t xml:space="preserve">Classical_Monocytes/plots_hsc_lentipos_v_lentineg.R</w:t>
+      </w:r>
+    </w:p>
+    <w:p>
+      <w:pPr>
+        <w:numPr>
+          <w:ilvl w:val="0"/>
+          <w:numId w:val="1004"/>
+        </w:numPr>
+        <w:pStyle w:val="Compact"/>
+      </w:pPr>
+      <w:r>
+        <w:rPr>
+          <w:rStyle w:val="VerbatimChar"/>
+        </w:rPr>
+        <w:t xml:space="preserve">Classical_Monocytes/plots_hsc_lentipos_v_lentineg_HB.R</w:t>
+      </w:r>
+    </w:p>
+    <w:p>
+      <w:pPr>
+        <w:numPr>
+          <w:ilvl w:val="0"/>
+          <w:numId w:val="1004"/>
+        </w:numPr>
+        <w:pStyle w:val="Compact"/>
+      </w:pPr>
+      <w:r>
+        <w:rPr>
+          <w:rStyle w:val="VerbatimChar"/>
+        </w:rPr>
+        <w:t xml:space="preserve">Classical_Monocytes/plots_hsc_lentipos_v_lentineg_LB.R</w:t>
+      </w:r>
+    </w:p>
+    <w:p>
+      <w:pPr>
+        <w:numPr>
+          <w:ilvl w:val="0"/>
+          <w:numId w:val="1004"/>
+        </w:numPr>
+        <w:pStyle w:val="Compact"/>
+      </w:pPr>
+      <w:r>
+        <w:rPr>
+          <w:rStyle w:val="VerbatimChar"/>
+        </w:rPr>
+        <w:t xml:space="preserve">DEG_summary.R</w:t>
+      </w:r>
+    </w:p>
+    <w:p>
+      <w:pPr>
+        <w:numPr>
+          <w:ilvl w:val="0"/>
+          <w:numId w:val="1004"/>
+        </w:numPr>
+        <w:pStyle w:val="Compact"/>
+      </w:pPr>
+      <w:r>
+        <w:rPr>
+          <w:rStyle w:val="VerbatimChar"/>
+        </w:rPr>
+        <w:t xml:space="preserve">LT-HSCs (1) - Copy/count_Genes_FDR.R</w:t>
+      </w:r>
+    </w:p>
+    <w:p>
+      <w:pPr>
+        <w:numPr>
+          <w:ilvl w:val="0"/>
+          <w:numId w:val="1004"/>
+        </w:numPr>
+        <w:pStyle w:val="Compact"/>
+      </w:pPr>
+      <w:r>
+        <w:rPr>
+          <w:rStyle w:val="VerbatimChar"/>
+        </w:rPr>
+        <w:t xml:space="preserve">LT-HSCs (1) - Copy/pathway_summary_table.R</w:t>
+      </w:r>
+    </w:p>
+    <w:p>
+      <w:pPr>
+        <w:numPr>
+          <w:ilvl w:val="0"/>
+          <w:numId w:val="1004"/>
+        </w:numPr>
+        <w:pStyle w:val="Compact"/>
+      </w:pPr>
+      <w:r>
+        <w:rPr>
+          <w:rStyle w:val="VerbatimChar"/>
+        </w:rPr>
+        <w:t xml:space="preserve">LT-HSCs (1) - Copy/scatter_HBLentiPosvLentiNeg_LBLentiPosvLentiNeg.R</w:t>
+      </w:r>
+    </w:p>
+    <w:p>
+      <w:pPr>
+        <w:numPr>
+          <w:ilvl w:val="0"/>
+          <w:numId w:val="1004"/>
+        </w:numPr>
+        <w:pStyle w:val="Compact"/>
+      </w:pPr>
+      <w:r>
+        <w:rPr>
+          <w:rStyle w:val="VerbatimChar"/>
+        </w:rPr>
+        <w:t xml:space="preserve">LT-HSCs (1) - Copy/scatter_HBvLBLentiPos_HBvLBLentiNeg.R</w:t>
+      </w:r>
+    </w:p>
+    <w:p>
+      <w:pPr>
+        <w:numPr>
+          <w:ilvl w:val="0"/>
+          <w:numId w:val="1004"/>
+        </w:numPr>
+        <w:pStyle w:val="Compact"/>
+      </w:pPr>
+      <w:r>
+        <w:rPr>
+          <w:rStyle w:val="VerbatimChar"/>
+        </w:rPr>
+        <w:t xml:space="preserve">LT-HSCs (1) - Copy/scatter_LentiPosLB_LentiNegHB.R</w:t>
+      </w:r>
+    </w:p>
+    <w:p>
+      <w:pPr>
+        <w:numPr>
+          <w:ilvl w:val="0"/>
+          <w:numId w:val="1004"/>
+        </w:numPr>
+        <w:pStyle w:val="Compact"/>
+      </w:pPr>
+      <w:r>
+        <w:rPr>
+          <w:rStyle w:val="VerbatimChar"/>
+        </w:rPr>
+        <w:t xml:space="preserve">LT-HSCs (1) - Copy/scatter_pathway_analysis.R</w:t>
+      </w:r>
+    </w:p>
+    <w:p>
+      <w:pPr>
+        <w:numPr>
+          <w:ilvl w:val="0"/>
+          <w:numId w:val="1004"/>
+        </w:numPr>
+        <w:pStyle w:val="Compact"/>
+      </w:pPr>
+      <w:r>
+        <w:rPr>
+          <w:rStyle w:val="VerbatimChar"/>
+        </w:rPr>
+        <w:t xml:space="preserve">LT-HSCs (1)/count_Genes_FDR.R</w:t>
+      </w:r>
+    </w:p>
+    <w:p>
+      <w:pPr>
+        <w:numPr>
+          <w:ilvl w:val="0"/>
+          <w:numId w:val="1004"/>
+        </w:numPr>
+        <w:pStyle w:val="Compact"/>
+      </w:pPr>
+      <w:r>
+        <w:rPr>
+          <w:rStyle w:val="VerbatimChar"/>
+        </w:rPr>
+        <w:t xml:space="preserve">LT-HSCs (1)/pathway_summary_table.R</w:t>
+      </w:r>
+    </w:p>
+    <w:p>
+      <w:pPr>
+        <w:numPr>
+          <w:ilvl w:val="0"/>
+          <w:numId w:val="1004"/>
+        </w:numPr>
+        <w:pStyle w:val="Compact"/>
+      </w:pPr>
+      <w:r>
+        <w:rPr>
+          <w:rStyle w:val="VerbatimChar"/>
+        </w:rPr>
+        <w:t xml:space="preserve">LT-HSCs (1)/scatter_HBLentiPosvLentiNeg_LBLentiPosvLentiNeg.R</w:t>
+      </w:r>
+    </w:p>
+    <w:p>
+      <w:pPr>
+        <w:numPr>
+          <w:ilvl w:val="0"/>
+          <w:numId w:val="1004"/>
+        </w:numPr>
+        <w:pStyle w:val="Compact"/>
+      </w:pPr>
+      <w:r>
+        <w:rPr>
+          <w:rStyle w:val="VerbatimChar"/>
+        </w:rPr>
+        <w:t xml:space="preserve">LT-HSCs (1)/scatter_HBvLBLentiPos_HBvLBLentiNeg.R</w:t>
+      </w:r>
+    </w:p>
+    <w:p>
+      <w:pPr>
+        <w:numPr>
+          <w:ilvl w:val="0"/>
+          <w:numId w:val="1004"/>
+        </w:numPr>
+        <w:pStyle w:val="Compact"/>
+      </w:pPr>
+      <w:r>
+        <w:rPr>
+          <w:rStyle w:val="VerbatimChar"/>
+        </w:rPr>
+        <w:t xml:space="preserve">LT-HSCs (1)/scatter_LentiPosLB_LentiNegHB.R</w:t>
+      </w:r>
+    </w:p>
+    <w:p>
+      <w:pPr>
+        <w:numPr>
+          <w:ilvl w:val="0"/>
+          <w:numId w:val="1004"/>
+        </w:numPr>
+        <w:pStyle w:val="Compact"/>
+      </w:pPr>
+      <w:r>
+        <w:rPr>
+          <w:rStyle w:val="VerbatimChar"/>
+        </w:rPr>
+        <w:t xml:space="preserve">LT-HSCs (1)/scatter_pathway_analysis.R</w:t>
+      </w:r>
+    </w:p>
+    <w:p>
+      <w:pPr>
+        <w:numPr>
+          <w:ilvl w:val="0"/>
+          <w:numId w:val="1004"/>
+        </w:numPr>
+        <w:pStyle w:val="Compact"/>
+      </w:pPr>
+      <w:r>
+        <w:rPr>
+          <w:rStyle w:val="VerbatimChar"/>
+        </w:rPr>
+        <w:t xml:space="preserve">LT-HSCs/analysis1_HSC.R</w:t>
+      </w:r>
+    </w:p>
+    <w:p>
+      <w:pPr>
+        <w:numPr>
+          <w:ilvl w:val="0"/>
+          <w:numId w:val="1004"/>
+        </w:numPr>
+        <w:pStyle w:val="Compact"/>
+      </w:pPr>
+      <w:r>
+        <w:rPr>
+          <w:rStyle w:val="VerbatimChar"/>
+        </w:rPr>
+        <w:t xml:space="preserve">LT-HSCs/analysis1_HSC_pbased.R</w:t>
+      </w:r>
+    </w:p>
+    <w:p>
+      <w:pPr>
+        <w:numPr>
+          <w:ilvl w:val="0"/>
+          <w:numId w:val="1004"/>
+        </w:numPr>
+        <w:pStyle w:val="Compact"/>
+      </w:pPr>
+      <w:r>
+        <w:rPr>
+          <w:rStyle w:val="VerbatimChar"/>
+        </w:rPr>
+        <w:t xml:space="preserve">LT-HSCs/analysis1_HSC_pfdrbased.R</w:t>
+      </w:r>
+    </w:p>
+    <w:p>
+      <w:pPr>
+        <w:numPr>
+          <w:ilvl w:val="0"/>
+          <w:numId w:val="1004"/>
+        </w:numPr>
+        <w:pStyle w:val="Compact"/>
+      </w:pPr>
+      <w:r>
+        <w:rPr>
+          <w:rStyle w:val="VerbatimChar"/>
+        </w:rPr>
+        <w:t xml:space="preserve">concordance_analysis.R</w:t>
+      </w:r>
+    </w:p>
+    <w:p>
+      <w:pPr>
+        <w:numPr>
+          <w:ilvl w:val="0"/>
+          <w:numId w:val="1004"/>
+        </w:numPr>
+        <w:pStyle w:val="Compact"/>
+      </w:pPr>
+      <w:r>
+        <w:rPr>
+          <w:rStyle w:val="VerbatimChar"/>
+        </w:rPr>
+        <w:t xml:space="preserve">count_pathways_genes.R</w:t>
+      </w:r>
+    </w:p>
+    <w:p>
+      <w:pPr>
+        <w:numPr>
+          <w:ilvl w:val="0"/>
+          <w:numId w:val="1004"/>
+        </w:numPr>
+        <w:pStyle w:val="Compact"/>
+      </w:pPr>
+      <w:r>
+        <w:rPr>
+          <w:rStyle w:val="VerbatimChar"/>
+        </w:rPr>
+        <w:t xml:space="preserve">count_pathways_genes_beta.R</w:t>
+      </w:r>
+    </w:p>
+    <w:p>
+      <w:pPr>
+        <w:numPr>
+          <w:ilvl w:val="0"/>
+          <w:numId w:val="1004"/>
+        </w:numPr>
+        <w:pStyle w:val="Compact"/>
+      </w:pPr>
+      <w:r>
+        <w:rPr>
+          <w:rStyle w:val="VerbatimChar"/>
+        </w:rPr>
+        <w:t xml:space="preserve">gene_and_pathway_analysis_beta_LTHSC.R</w:t>
+      </w:r>
+    </w:p>
+    <w:p>
+      <w:pPr>
+        <w:numPr>
+          <w:ilvl w:val="0"/>
+          <w:numId w:val="1004"/>
+        </w:numPr>
+        <w:pStyle w:val="Compact"/>
+      </w:pPr>
+      <w:r>
+        <w:rPr>
+          <w:rStyle w:val="VerbatimChar"/>
+        </w:rPr>
+        <w:t xml:space="preserve">gene_and_pathway_analysis_beta_LTHSC_all_samples.R</w:t>
+      </w:r>
+    </w:p>
+    <w:p>
+      <w:pPr>
+        <w:numPr>
+          <w:ilvl w:val="0"/>
+          <w:numId w:val="1004"/>
+        </w:numPr>
+        <w:pStyle w:val="Compact"/>
+      </w:pPr>
+      <w:r>
+        <w:rPr>
+          <w:rStyle w:val="VerbatimChar"/>
+        </w:rPr>
+        <w:t xml:space="preserve">gene_and_pathway_analysis_beta_LT_HSCs_all_samples.R</w:t>
+      </w:r>
+    </w:p>
+    <w:p>
+      <w:pPr>
+        <w:numPr>
+          <w:ilvl w:val="0"/>
+          <w:numId w:val="1004"/>
+        </w:numPr>
+        <w:pStyle w:val="Compact"/>
+      </w:pPr>
+      <w:r>
+        <w:rPr>
+          <w:rStyle w:val="VerbatimChar"/>
+        </w:rPr>
+        <w:t xml:space="preserve">gene_and_pathway_analysis_beta_LT_HSCs_exludingH3H4.R</w:t>
+      </w:r>
+    </w:p>
+    <w:p>
+      <w:pPr>
+        <w:numPr>
+          <w:ilvl w:val="0"/>
+          <w:numId w:val="1004"/>
+        </w:numPr>
+        <w:pStyle w:val="Compact"/>
+      </w:pPr>
+      <w:r>
+        <w:rPr>
+          <w:rStyle w:val="VerbatimChar"/>
+        </w:rPr>
+        <w:t xml:space="preserve">gene_and_pathway_analysis_beta_cMono.R</w:t>
+      </w:r>
+    </w:p>
+    <w:p>
+      <w:pPr>
+        <w:numPr>
+          <w:ilvl w:val="0"/>
+          <w:numId w:val="1004"/>
+        </w:numPr>
+        <w:pStyle w:val="Compact"/>
+      </w:pPr>
+      <w:r>
+        <w:rPr>
+          <w:rStyle w:val="VerbatimChar"/>
+        </w:rPr>
+        <w:t xml:space="preserve">gene_and_pathway_analysis_beta_cMono_all_samples.R</w:t>
+      </w:r>
+    </w:p>
+    <w:p>
+      <w:pPr>
+        <w:numPr>
+          <w:ilvl w:val="0"/>
+          <w:numId w:val="1004"/>
+        </w:numPr>
+        <w:pStyle w:val="Compact"/>
+      </w:pPr>
+      <w:r>
+        <w:rPr>
+          <w:rStyle w:val="VerbatimChar"/>
+        </w:rPr>
+        <w:t xml:space="preserve">gene_and_pathway_analysis_beta_cMono_exludingH3H4.R</w:t>
       </w:r>
     </w:p>
     <w:p>
       <w:pPr>
         <w:pStyle w:val="Heading2"/>
       </w:pPr>
-      <w:bookmarkStart w:id="22" w:name="division_burden_methylation_clocks"/>
-      <w:r>
-        <w:t xml:space="preserve">02_Division_Burden_Methylation_Clocks</w:t>
-      </w:r>
-      <w:bookmarkEnd w:id="22"/>
+      <w:bookmarkStart w:id="25" w:name="umi_depth_lenti_calling_qc"/>
+      <w:r>
+        <w:t xml:space="preserve">05_UMI_Depth_Lenti_Calling_QC</w:t>
+      </w:r>
+      <w:bookmarkEnd w:id="25"/>
     </w:p>
     <w:p>
       <w:pPr>
         <w:pStyle w:val="FirstParagraph"/>
       </w:pPr>
       <w:r>
+        <w:t xml:space="preserve">20 scripts. See</w:t>
+      </w:r>
+      <w:r>
+        <w:t xml:space="preserve"> </w:t>
+      </w:r>
+      <w:r>
+        <w:rPr>
+          <w:rStyle w:val="VerbatimChar"/>
+        </w:rPr>
+        <w:t xml:space="preserve">_PROJECT_OVERVIEW.md</w:t>
+      </w:r>
+      <w:r>
+        <w:t xml:space="preserve"> </w:t>
+      </w:r>
+      <w:r>
+        <w:t xml:space="preserve">in that folder.</w:t>
+      </w:r>
+    </w:p>
+    <w:p>
+      <w:pPr>
+        <w:numPr>
+          <w:ilvl w:val="0"/>
+          <w:numId w:val="1005"/>
+        </w:numPr>
+        <w:pStyle w:val="Compact"/>
+      </w:pPr>
+      <w:r>
+        <w:rPr>
+          <w:rStyle w:val="VerbatimChar"/>
+        </w:rPr>
+        <w:t xml:space="preserve">Classical_monocytes_number_of_UMIs_cutoff_analysis.R</w:t>
+      </w:r>
+    </w:p>
+    <w:p>
+      <w:pPr>
+        <w:numPr>
+          <w:ilvl w:val="0"/>
+          <w:numId w:val="1005"/>
+        </w:numPr>
+        <w:pStyle w:val="Compact"/>
+      </w:pPr>
+      <w:r>
+        <w:rPr>
+          <w:rStyle w:val="VerbatimChar"/>
+        </w:rPr>
+        <w:t xml:space="preserve">Classical_monocytes_number_of_UMIs_cutoff_analysis_approach_comparison_global_v_persample.R</w:t>
+      </w:r>
+    </w:p>
+    <w:p>
+      <w:pPr>
+        <w:numPr>
+          <w:ilvl w:val="0"/>
+          <w:numId w:val="1005"/>
+        </w:numPr>
+        <w:pStyle w:val="Compact"/>
+      </w:pPr>
+      <w:r>
+        <w:rPr>
+          <w:rStyle w:val="VerbatimChar"/>
+        </w:rPr>
+        <w:t xml:space="preserve">Classical_monocytes_number_of_UMIs_cutoff_analysis_human_pathways.R</w:t>
+      </w:r>
+    </w:p>
+    <w:p>
+      <w:pPr>
+        <w:numPr>
+          <w:ilvl w:val="0"/>
+          <w:numId w:val="1005"/>
+        </w:numPr>
+        <w:pStyle w:val="Compact"/>
+      </w:pPr>
+      <w:r>
+        <w:rPr>
+          <w:rStyle w:val="VerbatimChar"/>
+        </w:rPr>
+        <w:t xml:space="preserve">Classical_monocytes_number_of_UMIs_cutoff_analysis_human_pathways_logFCrankonly.R</w:t>
+      </w:r>
+    </w:p>
+    <w:p>
+      <w:pPr>
+        <w:numPr>
+          <w:ilvl w:val="0"/>
+          <w:numId w:val="1005"/>
+        </w:numPr>
+        <w:pStyle w:val="Compact"/>
+      </w:pPr>
+      <w:r>
+        <w:rPr>
+          <w:rStyle w:val="VerbatimChar"/>
+        </w:rPr>
+        <w:t xml:space="preserve">Classical_monocytes_number_of_UMIs_cutoff_analysis_mouse_pathways.R</w:t>
+      </w:r>
+    </w:p>
+    <w:p>
+      <w:pPr>
+        <w:numPr>
+          <w:ilvl w:val="0"/>
+          <w:numId w:val="1005"/>
+        </w:numPr>
+        <w:pStyle w:val="Compact"/>
+      </w:pPr>
+      <w:r>
+        <w:rPr>
+          <w:rStyle w:val="VerbatimChar"/>
+        </w:rPr>
+        <w:t xml:space="preserve">Classical_monocytes_number_of_UMIs_cutoff_analysis_mouse_pathways_logFCrankonly.R</w:t>
+      </w:r>
+    </w:p>
+    <w:p>
+      <w:pPr>
+        <w:numPr>
+          <w:ilvl w:val="0"/>
+          <w:numId w:val="1005"/>
+        </w:numPr>
+        <w:pStyle w:val="Compact"/>
+      </w:pPr>
+      <w:r>
+        <w:rPr>
+          <w:rStyle w:val="VerbatimChar"/>
+        </w:rPr>
+        <w:t xml:space="preserve">Inflammation_genes_heatmap_Monocytes/Inflammation_heatmap_gene_monocytes.R</w:t>
+      </w:r>
+    </w:p>
+    <w:p>
+      <w:pPr>
+        <w:numPr>
+          <w:ilvl w:val="0"/>
+          <w:numId w:val="1005"/>
+        </w:numPr>
+        <w:pStyle w:val="Compact"/>
+      </w:pPr>
+      <w:r>
+        <w:rPr>
+          <w:rStyle w:val="VerbatimChar"/>
+        </w:rPr>
+        <w:t xml:space="preserve">Inflammation_genes_heatmap_Monocytes/Inflammation_heatmap_gene_monocytes_UMIsubsampling.R</w:t>
+      </w:r>
+    </w:p>
+    <w:p>
+      <w:pPr>
+        <w:numPr>
+          <w:ilvl w:val="0"/>
+          <w:numId w:val="1005"/>
+        </w:numPr>
+        <w:pStyle w:val="Compact"/>
+      </w:pPr>
+      <w:r>
+        <w:rPr>
+          <w:rStyle w:val="VerbatimChar"/>
+        </w:rPr>
+        <w:t xml:space="preserve">Inflammation_genes_heatmap_Monocytes/Inflammation_heatmap_gene_monocytes_UMIsubsampling_unadjastedp.R</w:t>
+      </w:r>
+    </w:p>
+    <w:p>
+      <w:pPr>
+        <w:numPr>
+          <w:ilvl w:val="0"/>
+          <w:numId w:val="1005"/>
+        </w:numPr>
+        <w:pStyle w:val="Compact"/>
+      </w:pPr>
+      <w:r>
+        <w:rPr>
+          <w:rStyle w:val="VerbatimChar"/>
+        </w:rPr>
+        <w:t xml:space="preserve">Inflammation_heatmap_gene_monocytes_UMIsubsampling_unadjastedp.R</w:t>
+      </w:r>
+    </w:p>
+    <w:p>
+      <w:pPr>
+        <w:numPr>
+          <w:ilvl w:val="0"/>
+          <w:numId w:val="1005"/>
+        </w:numPr>
+        <w:pStyle w:val="Compact"/>
+      </w:pPr>
+      <w:r>
+        <w:rPr>
+          <w:rStyle w:val="VerbatimChar"/>
+        </w:rPr>
+        <w:t xml:space="preserve">Lenti_UMI_cutoff.R</w:t>
+      </w:r>
+    </w:p>
+    <w:p>
+      <w:pPr>
+        <w:numPr>
+          <w:ilvl w:val="0"/>
+          <w:numId w:val="1005"/>
+        </w:numPr>
+        <w:pStyle w:val="Compact"/>
+      </w:pPr>
+      <w:r>
+        <w:rPr>
+          <w:rStyle w:val="VerbatimChar"/>
+        </w:rPr>
+        <w:t xml:space="preserve">Lenti_UMI_cutoff_50percent_pool.R</w:t>
+      </w:r>
+    </w:p>
+    <w:p>
+      <w:pPr>
+        <w:numPr>
+          <w:ilvl w:val="0"/>
+          <w:numId w:val="1005"/>
+        </w:numPr>
+        <w:pStyle w:val="Compact"/>
+      </w:pPr>
+      <w:r>
+        <w:rPr>
+          <w:rStyle w:val="VerbatimChar"/>
+        </w:rPr>
+        <w:t xml:space="preserve">Lenti_frequency_in_subclusters_nalaysis.R</w:t>
+      </w:r>
+    </w:p>
+    <w:p>
+      <w:pPr>
+        <w:numPr>
+          <w:ilvl w:val="0"/>
+          <w:numId w:val="1005"/>
+        </w:numPr>
+        <w:pStyle w:val="Compact"/>
+      </w:pPr>
+      <w:r>
+        <w:rPr>
+          <w:rStyle w:val="VerbatimChar"/>
+        </w:rPr>
+        <w:t xml:space="preserve">Lenti_frequency_in_subclusters_nalaysis_2.R</w:t>
+      </w:r>
+    </w:p>
+    <w:p>
+      <w:pPr>
+        <w:numPr>
+          <w:ilvl w:val="0"/>
+          <w:numId w:val="1005"/>
+        </w:numPr>
+        <w:pStyle w:val="Compact"/>
+      </w:pPr>
+      <w:r>
+        <w:rPr>
+          <w:rStyle w:val="VerbatimChar"/>
+        </w:rPr>
+        <w:t xml:space="preserve">Mono_GSEA_UMIcutoff_sensitivity_analysis.R</w:t>
+      </w:r>
+    </w:p>
+    <w:p>
+      <w:pPr>
+        <w:numPr>
+          <w:ilvl w:val="0"/>
+          <w:numId w:val="1005"/>
+        </w:numPr>
+        <w:pStyle w:val="Compact"/>
+      </w:pPr>
+      <w:r>
+        <w:rPr>
+          <w:rStyle w:val="VerbatimChar"/>
+        </w:rPr>
+        <w:t xml:space="preserve">abundance_analysis_ratioThr.R</w:t>
+      </w:r>
+    </w:p>
+    <w:p>
+      <w:pPr>
+        <w:numPr>
+          <w:ilvl w:val="0"/>
+          <w:numId w:val="1005"/>
+        </w:numPr>
+        <w:pStyle w:val="Compact"/>
+      </w:pPr>
+      <w:r>
+        <w:rPr>
+          <w:rStyle w:val="VerbatimChar"/>
+        </w:rPr>
+        <w:t xml:space="preserve">abundance_analysis_ratioThr/No_of_LentiAll_UMI_analysis.R</w:t>
+      </w:r>
+    </w:p>
+    <w:p>
+      <w:pPr>
+        <w:numPr>
+          <w:ilvl w:val="0"/>
+          <w:numId w:val="1005"/>
+        </w:numPr>
+        <w:pStyle w:val="Compact"/>
+      </w:pPr>
+      <w:r>
+        <w:rPr>
+          <w:rStyle w:val="VerbatimChar"/>
+        </w:rPr>
+        <w:t xml:space="preserve">cutoff_impact_on_lenti_freq_subsampling.R</w:t>
+      </w:r>
+    </w:p>
+    <w:p>
+      <w:pPr>
+        <w:numPr>
+          <w:ilvl w:val="0"/>
+          <w:numId w:val="1005"/>
+        </w:numPr>
+        <w:pStyle w:val="Compact"/>
+      </w:pPr>
+      <w:r>
+        <w:rPr>
+          <w:rStyle w:val="VerbatimChar"/>
+        </w:rPr>
+        <w:t xml:space="preserve">nUMIs_Lentipos_vs_Lentineg.R</w:t>
+      </w:r>
+    </w:p>
+    <w:p>
+      <w:pPr>
+        <w:numPr>
+          <w:ilvl w:val="0"/>
+          <w:numId w:val="1005"/>
+        </w:numPr>
+        <w:pStyle w:val="Compact"/>
+      </w:pPr>
+      <w:r>
+        <w:rPr>
+          <w:rStyle w:val="VerbatimChar"/>
+        </w:rPr>
+        <w:t xml:space="preserve">_root_copies/No_of_LentiAll_UMI_analysis.R</w:t>
+      </w:r>
+      <w:r>
+        <w:t xml:space="preserve"> </w:t>
+      </w:r>
+      <w:r>
+        <w:t xml:space="preserve">(duplicate copy of the root-level original)</w:t>
+      </w:r>
+    </w:p>
+    <w:p>
+      <w:pPr>
+        <w:pStyle w:val="Heading2"/>
+      </w:pPr>
+      <w:bookmarkStart w:id="26" w:name="stress_qc_heatshock_mito_outliers"/>
+      <w:r>
+        <w:t xml:space="preserve">06_Stress_QC_HeatShock_Mito_Outliers</w:t>
+      </w:r>
+      <w:bookmarkEnd w:id="26"/>
+    </w:p>
+    <w:p>
+      <w:pPr>
+        <w:pStyle w:val="FirstParagraph"/>
+      </w:pPr>
+      <w:r>
+        <w:t xml:space="preserve">7 scripts. See</w:t>
+      </w:r>
+      <w:r>
+        <w:t xml:space="preserve"> </w:t>
+      </w:r>
+      <w:r>
+        <w:rPr>
+          <w:rStyle w:val="VerbatimChar"/>
+        </w:rPr>
+        <w:t xml:space="preserve">_PROJECT_OVERVIEW.md</w:t>
+      </w:r>
+      <w:r>
+        <w:t xml:space="preserve"> </w:t>
+      </w:r>
+      <w:r>
+        <w:t xml:space="preserve">in that folder.</w:t>
+      </w:r>
+    </w:p>
+    <w:p>
+      <w:pPr>
+        <w:numPr>
+          <w:ilvl w:val="0"/>
+          <w:numId w:val="1006"/>
+        </w:numPr>
+        <w:pStyle w:val="Compact"/>
+      </w:pPr>
+      <w:r>
+        <w:rPr>
+          <w:rStyle w:val="VerbatimChar"/>
+        </w:rPr>
+        <w:t xml:space="preserve">H2_H5_analysis.R</w:t>
+      </w:r>
+    </w:p>
+    <w:p>
+      <w:pPr>
+        <w:numPr>
+          <w:ilvl w:val="0"/>
+          <w:numId w:val="1006"/>
+        </w:numPr>
+        <w:pStyle w:val="Compact"/>
+      </w:pPr>
+      <w:r>
+        <w:rPr>
+          <w:rStyle w:val="VerbatimChar"/>
+        </w:rPr>
+        <w:t xml:space="preserve">HB34_v_HB125_analysis.R</w:t>
+      </w:r>
+    </w:p>
+    <w:p>
+      <w:pPr>
+        <w:numPr>
+          <w:ilvl w:val="0"/>
+          <w:numId w:val="1006"/>
+        </w:numPr>
+        <w:pStyle w:val="Compact"/>
+      </w:pPr>
+      <w:r>
+        <w:rPr>
+          <w:rStyle w:val="VerbatimChar"/>
+        </w:rPr>
+        <w:t xml:space="preserve">QC_Trp53_Mito_PCA_excl_Hsp/QC_Trp53_Mito_PCA_excl_Hsp.R</w:t>
+      </w:r>
+    </w:p>
+    <w:p>
+      <w:pPr>
+        <w:numPr>
+          <w:ilvl w:val="0"/>
+          <w:numId w:val="1006"/>
+        </w:numPr>
+        <w:pStyle w:val="Compact"/>
+      </w:pPr>
+      <w:r>
+        <w:rPr>
+          <w:rStyle w:val="VerbatimChar"/>
+        </w:rPr>
+        <w:t xml:space="preserve">UMI_counts_per_Cell.R</w:t>
+      </w:r>
+    </w:p>
+    <w:p>
+      <w:pPr>
+        <w:numPr>
+          <w:ilvl w:val="0"/>
+          <w:numId w:val="1006"/>
+        </w:numPr>
+        <w:pStyle w:val="Compact"/>
+      </w:pPr>
+      <w:r>
+        <w:rPr>
+          <w:rStyle w:val="VerbatimChar"/>
+        </w:rPr>
+        <w:t xml:space="preserve">heat_stress_score_per_cell_beta.R</w:t>
+      </w:r>
+    </w:p>
+    <w:p>
+      <w:pPr>
+        <w:numPr>
+          <w:ilvl w:val="0"/>
+          <w:numId w:val="1006"/>
+        </w:numPr>
+        <w:pStyle w:val="Compact"/>
+      </w:pPr>
+      <w:r>
+        <w:rPr>
+          <w:rStyle w:val="VerbatimChar"/>
+        </w:rPr>
+        <w:t xml:space="preserve">per_cell_heat_score_HSC.R</w:t>
+      </w:r>
+    </w:p>
+    <w:p>
+      <w:pPr>
+        <w:numPr>
+          <w:ilvl w:val="0"/>
+          <w:numId w:val="1006"/>
+        </w:numPr>
+        <w:pStyle w:val="Compact"/>
+      </w:pPr>
+      <w:r>
+        <w:rPr>
+          <w:rStyle w:val="VerbatimChar"/>
+        </w:rPr>
+        <w:t xml:space="preserve">per_cell_heat_score_cMono.R</w:t>
+      </w:r>
+    </w:p>
+    <w:p>
+      <w:pPr>
+        <w:pStyle w:val="Heading2"/>
+      </w:pPr>
+      <w:bookmarkStart w:id="27" w:name="seurat_harmony_clustering"/>
+      <w:r>
+        <w:t xml:space="preserve">07_Seurat_Harmony_Clustering</w:t>
+      </w:r>
+      <w:bookmarkEnd w:id="27"/>
+    </w:p>
+    <w:p>
+      <w:pPr>
+        <w:pStyle w:val="FirstParagraph"/>
+      </w:pPr>
+      <w:r>
         <w:t xml:space="preserve">8 scripts. See</w:t>
       </w:r>
       <w:r>
@@ -176,193 +1349,742 @@
         <w:t xml:space="preserve"> </w:t>
       </w:r>
       <w:r>
-        <w:t xml:space="preserve">in that folder for the project-level summary.</w:t>
-      </w:r>
-    </w:p>
-    <w:p>
-      <w:pPr>
-        <w:numPr>
-          <w:ilvl w:val="0"/>
-          <w:numId w:val="1002"/>
-        </w:numPr>
-        <w:pStyle w:val="Compact"/>
-      </w:pPr>
-      <w:r>
-        <w:rPr>
-          <w:rStyle w:val="VerbatimChar"/>
-        </w:rPr>
-        <w:t xml:space="preserve">analyze_gse44117.py</w:t>
+        <w:t xml:space="preserve">in that folder.</w:t>
+      </w:r>
+    </w:p>
+    <w:p>
+      <w:pPr>
+        <w:numPr>
+          <w:ilvl w:val="0"/>
+          <w:numId w:val="1007"/>
+        </w:numPr>
+        <w:pStyle w:val="Compact"/>
+      </w:pPr>
+      <w:r>
+        <w:rPr>
+          <w:rStyle w:val="VerbatimChar"/>
+        </w:rPr>
+        <w:t xml:space="preserve">LTHSC_Seurat_Harmony.R</w:t>
+      </w:r>
+    </w:p>
+    <w:p>
+      <w:pPr>
+        <w:numPr>
+          <w:ilvl w:val="0"/>
+          <w:numId w:val="1007"/>
+        </w:numPr>
+        <w:pStyle w:val="Compact"/>
+      </w:pPr>
+      <w:r>
+        <w:rPr>
+          <w:rStyle w:val="VerbatimChar"/>
+        </w:rPr>
+        <w:t xml:space="preserve">LTHSC_Seurat_Harmony_0_5_subsampledUMIs_Lenti_allcells/LTHSC_Seurat_Harmony_Lenti.R</w:t>
+      </w:r>
+    </w:p>
+    <w:p>
+      <w:pPr>
+        <w:numPr>
+          <w:ilvl w:val="0"/>
+          <w:numId w:val="1007"/>
+        </w:numPr>
+        <w:pStyle w:val="Compact"/>
+      </w:pPr>
+      <w:r>
+        <w:rPr>
+          <w:rStyle w:val="VerbatimChar"/>
+        </w:rPr>
+        <w:t xml:space="preserve">LTHSC_Seurat_Harmony_Lenti.R</w:t>
+      </w:r>
+    </w:p>
+    <w:p>
+      <w:pPr>
+        <w:numPr>
+          <w:ilvl w:val="0"/>
+          <w:numId w:val="1007"/>
+        </w:numPr>
+        <w:pStyle w:val="Compact"/>
+      </w:pPr>
+      <w:r>
+        <w:rPr>
+          <w:rStyle w:val="VerbatimChar"/>
+        </w:rPr>
+        <w:t xml:space="preserve">LTHSC_pathway_PCA_Hallmark/LTHSC_pathway_PCA_Hallmark.R</w:t>
+      </w:r>
+    </w:p>
+    <w:p>
+      <w:pPr>
+        <w:numPr>
+          <w:ilvl w:val="0"/>
+          <w:numId w:val="1007"/>
+        </w:numPr>
+        <w:pStyle w:val="Compact"/>
+      </w:pPr>
+      <w:r>
+        <w:rPr>
+          <w:rStyle w:val="VerbatimChar"/>
+        </w:rPr>
+        <w:t xml:space="preserve">cMono_Seurat_Harmony.R</w:t>
+      </w:r>
+    </w:p>
+    <w:p>
+      <w:pPr>
+        <w:numPr>
+          <w:ilvl w:val="0"/>
+          <w:numId w:val="1007"/>
+        </w:numPr>
+        <w:pStyle w:val="Compact"/>
+      </w:pPr>
+      <w:r>
+        <w:rPr>
+          <w:rStyle w:val="VerbatimChar"/>
+        </w:rPr>
+        <w:t xml:space="preserve">cMono_Seurat_Harmony_0_5_subsampledUMIs_Lenti_allcells/New folder/cMono_Seurat_Harmony_Lenti.R</w:t>
+      </w:r>
+    </w:p>
+    <w:p>
+      <w:pPr>
+        <w:numPr>
+          <w:ilvl w:val="0"/>
+          <w:numId w:val="1007"/>
+        </w:numPr>
+        <w:pStyle w:val="Compact"/>
+      </w:pPr>
+      <w:r>
+        <w:rPr>
+          <w:rStyle w:val="VerbatimChar"/>
+        </w:rPr>
+        <w:t xml:space="preserve">cMono_Seurat_Harmony_0_5_subsampledUMIs_Lenti_allcells/cMono_Seurat_Harmony_Lenti.R</w:t>
+      </w:r>
+    </w:p>
+    <w:p>
+      <w:pPr>
+        <w:numPr>
+          <w:ilvl w:val="0"/>
+          <w:numId w:val="1007"/>
+        </w:numPr>
+        <w:pStyle w:val="Compact"/>
+      </w:pPr>
+      <w:r>
+        <w:rPr>
+          <w:rStyle w:val="VerbatimChar"/>
+        </w:rPr>
+        <w:t xml:space="preserve">cluser_composition_analysis.R</w:t>
+      </w:r>
+    </w:p>
+    <w:p>
+      <w:pPr>
+        <w:pStyle w:val="Heading2"/>
+      </w:pPr>
+      <w:bookmarkStart w:id="28" w:name="crosscomparison_sharedaxis_gsea"/>
+      <w:r>
+        <w:t xml:space="preserve">08_CrossComparison_SharedAxis_GSEA</w:t>
+      </w:r>
+      <w:bookmarkEnd w:id="28"/>
+    </w:p>
+    <w:p>
+      <w:pPr>
+        <w:pStyle w:val="FirstParagraph"/>
+      </w:pPr>
+      <w:r>
+        <w:t xml:space="preserve">8 scripts. See</w:t>
       </w:r>
       <w:r>
         <w:t xml:space="preserve"> </w:t>
       </w:r>
       <w:r>
-        <w:t xml:space="preserve">— GSE44117 global methylation by group (Fig 2E setup)</w:t>
-      </w:r>
-    </w:p>
-    <w:p>
-      <w:pPr>
-        <w:numPr>
-          <w:ilvl w:val="0"/>
-          <w:numId w:val="1002"/>
-        </w:numPr>
-        <w:pStyle w:val="Compact"/>
-      </w:pPr>
-      <w:r>
-        <w:rPr>
-          <w:rStyle w:val="VerbatimChar"/>
-        </w:rPr>
-        <w:t xml:space="preserve">apply_clocks.py</w:t>
+        <w:rPr>
+          <w:rStyle w:val="VerbatimChar"/>
+        </w:rPr>
+        <w:t xml:space="preserve">_PROJECT_OVERVIEW.md</w:t>
       </w:r>
       <w:r>
         <w:t xml:space="preserve"> </w:t>
       </w:r>
       <w:r>
-        <w:t xml:space="preserve">— Apply Blood + WLMT epigenetic clocks to GSE44117 RRBS data</w:t>
-      </w:r>
-    </w:p>
-    <w:p>
-      <w:pPr>
-        <w:numPr>
-          <w:ilvl w:val="0"/>
-          <w:numId w:val="1002"/>
-        </w:numPr>
-        <w:pStyle w:val="Compact"/>
-      </w:pPr>
-      <w:r>
-        <w:rPr>
-          <w:rStyle w:val="VerbatimChar"/>
-        </w:rPr>
-        <w:t xml:space="preserve">apply_clocks2.py</w:t>
+        <w:t xml:space="preserve">in that folder.</w:t>
+      </w:r>
+    </w:p>
+    <w:p>
+      <w:pPr>
+        <w:numPr>
+          <w:ilvl w:val="0"/>
+          <w:numId w:val="1008"/>
+        </w:numPr>
+        <w:pStyle w:val="Compact"/>
+      </w:pPr>
+      <w:r>
+        <w:rPr>
+          <w:rStyle w:val="VerbatimChar"/>
+        </w:rPr>
+        <w:t xml:space="preserve">Abundance_analysis.R</w:t>
+      </w:r>
+    </w:p>
+    <w:p>
+      <w:pPr>
+        <w:numPr>
+          <w:ilvl w:val="0"/>
+          <w:numId w:val="1008"/>
+        </w:numPr>
+        <w:pStyle w:val="Compact"/>
+      </w:pPr>
+      <w:r>
+        <w:rPr>
+          <w:rStyle w:val="VerbatimChar"/>
+        </w:rPr>
+        <w:t xml:space="preserve">Cross-contrast pathway heatmap..R</w:t>
+      </w:r>
+    </w:p>
+    <w:p>
+      <w:pPr>
+        <w:numPr>
+          <w:ilvl w:val="0"/>
+          <w:numId w:val="1008"/>
+        </w:numPr>
+        <w:pStyle w:val="Compact"/>
+      </w:pPr>
+      <w:r>
+        <w:rPr>
+          <w:rStyle w:val="VerbatimChar"/>
+        </w:rPr>
+        <w:t xml:space="preserve">DE_GSEA_analysis.R</w:t>
+      </w:r>
+    </w:p>
+    <w:p>
+      <w:pPr>
+        <w:numPr>
+          <w:ilvl w:val="0"/>
+          <w:numId w:val="1008"/>
+        </w:numPr>
+        <w:pStyle w:val="Compact"/>
+      </w:pPr>
+      <w:r>
+        <w:rPr>
+          <w:rStyle w:val="VerbatimChar"/>
+        </w:rPr>
+        <w:t xml:space="preserve">gsea_cross_comparison.R</w:t>
+      </w:r>
+    </w:p>
+    <w:p>
+      <w:pPr>
+        <w:numPr>
+          <w:ilvl w:val="0"/>
+          <w:numId w:val="1008"/>
+        </w:numPr>
+        <w:pStyle w:val="Compact"/>
+      </w:pPr>
+      <w:r>
+        <w:rPr>
+          <w:rStyle w:val="VerbatimChar"/>
+        </w:rPr>
+        <w:t xml:space="preserve">pseudobulk_DE_GSEA.R</w:t>
+      </w:r>
+    </w:p>
+    <w:p>
+      <w:pPr>
+        <w:numPr>
+          <w:ilvl w:val="0"/>
+          <w:numId w:val="1008"/>
+        </w:numPr>
+        <w:pStyle w:val="Compact"/>
+      </w:pPr>
+      <w:r>
+        <w:rPr>
+          <w:rStyle w:val="VerbatimChar"/>
+        </w:rPr>
+        <w:t xml:space="preserve">run_missing_cross_comparison.R</w:t>
+      </w:r>
+    </w:p>
+    <w:p>
+      <w:pPr>
+        <w:numPr>
+          <w:ilvl w:val="0"/>
+          <w:numId w:val="1008"/>
+        </w:numPr>
+        <w:pStyle w:val="Compact"/>
+      </w:pPr>
+      <w:r>
+        <w:rPr>
+          <w:rStyle w:val="VerbatimChar"/>
+        </w:rPr>
+        <w:t xml:space="preserve">shared_axis_heatmap.R</w:t>
+      </w:r>
+    </w:p>
+    <w:p>
+      <w:pPr>
+        <w:numPr>
+          <w:ilvl w:val="0"/>
+          <w:numId w:val="1008"/>
+        </w:numPr>
+        <w:pStyle w:val="Compact"/>
+      </w:pPr>
+      <w:r>
+        <w:rPr>
+          <w:rStyle w:val="VerbatimChar"/>
+        </w:rPr>
+        <w:t xml:space="preserve">shared_axis_pathway.R</w:t>
+      </w:r>
+    </w:p>
+    <w:p>
+      <w:pPr>
+        <w:pStyle w:val="Heading2"/>
+      </w:pPr>
+      <w:bookmarkStart w:id="29" w:name="humancrossspecies_gsea"/>
+      <w:r>
+        <w:t xml:space="preserve">09_HumanCrossSpecies_GSEA</w:t>
+      </w:r>
+      <w:bookmarkEnd w:id="29"/>
+    </w:p>
+    <w:p>
+      <w:pPr>
+        <w:pStyle w:val="FirstParagraph"/>
+      </w:pPr>
+      <w:r>
+        <w:t xml:space="preserve">6 scripts. See</w:t>
       </w:r>
       <w:r>
         <w:t xml:space="preserve"> </w:t>
       </w:r>
       <w:r>
-        <w:t xml:space="preserve">— Apply YOMT + Liver clocks and compute per-CpG age/reconstitution deltas</w:t>
-      </w:r>
-    </w:p>
-    <w:p>
-      <w:pPr>
-        <w:numPr>
-          <w:ilvl w:val="0"/>
-          <w:numId w:val="1002"/>
-        </w:numPr>
-        <w:pStyle w:val="Compact"/>
-      </w:pPr>
-      <w:r>
-        <w:rPr>
-          <w:rStyle w:val="VerbatimChar"/>
-        </w:rPr>
-        <w:t xml:space="preserve">cpg_delta_correlation.py</w:t>
+        <w:rPr>
+          <w:rStyle w:val="VerbatimChar"/>
+        </w:rPr>
+        <w:t xml:space="preserve">_PROJECT_OVERVIEW.md</w:t>
       </w:r>
       <w:r>
         <w:t xml:space="preserve"> </w:t>
       </w:r>
       <w:r>
-        <w:t xml:space="preserve">— Core hypothesis test: aging delta vs. reconstitution delta per CpG (Blood, WLMT)</w:t>
-      </w:r>
-    </w:p>
-    <w:p>
-      <w:pPr>
-        <w:numPr>
-          <w:ilvl w:val="0"/>
-          <w:numId w:val="1002"/>
-        </w:numPr>
-        <w:pStyle w:val="Compact"/>
-      </w:pPr>
-      <w:r>
-        <w:rPr>
-          <w:rStyle w:val="VerbatimChar"/>
-        </w:rPr>
-        <w:t xml:space="preserve">cpg_delta_overlay.py</w:t>
+        <w:t xml:space="preserve">in that folder.</w:t>
+      </w:r>
+    </w:p>
+    <w:p>
+      <w:pPr>
+        <w:numPr>
+          <w:ilvl w:val="0"/>
+          <w:numId w:val="1009"/>
+        </w:numPr>
+        <w:pStyle w:val="Compact"/>
+      </w:pPr>
+      <w:r>
+        <w:rPr>
+          <w:rStyle w:val="VerbatimChar"/>
+        </w:rPr>
+        <w:t xml:space="preserve">DGE_tables/plot_gsea_human.R</w:t>
+      </w:r>
+    </w:p>
+    <w:p>
+      <w:pPr>
+        <w:numPr>
+          <w:ilvl w:val="0"/>
+          <w:numId w:val="1009"/>
+        </w:numPr>
+        <w:pStyle w:val="Compact"/>
+      </w:pPr>
+      <w:r>
+        <w:rPr>
+          <w:rStyle w:val="VerbatimChar"/>
+        </w:rPr>
+        <w:t xml:space="preserve">DGE_tables/run_gsea.R</w:t>
+      </w:r>
+    </w:p>
+    <w:p>
+      <w:pPr>
+        <w:numPr>
+          <w:ilvl w:val="0"/>
+          <w:numId w:val="1009"/>
+        </w:numPr>
+        <w:pStyle w:val="Compact"/>
+      </w:pPr>
+      <w:r>
+        <w:rPr>
+          <w:rStyle w:val="VerbatimChar"/>
+        </w:rPr>
+        <w:t xml:space="preserve">DGE_tables/run_signature_gsea.R</w:t>
+      </w:r>
+    </w:p>
+    <w:p>
+      <w:pPr>
+        <w:numPr>
+          <w:ilvl w:val="0"/>
+          <w:numId w:val="1009"/>
+        </w:numPr>
+        <w:pStyle w:val="Compact"/>
+      </w:pPr>
+      <w:r>
+        <w:rPr>
+          <w:rStyle w:val="VerbatimChar"/>
+        </w:rPr>
+        <w:t xml:space="preserve">LTHSC_pathway_PCA_noHKnorm/LTHSC_pathway_PCA.R</w:t>
+      </w:r>
+    </w:p>
+    <w:p>
+      <w:pPr>
+        <w:numPr>
+          <w:ilvl w:val="0"/>
+          <w:numId w:val="1009"/>
+        </w:numPr>
+        <w:pStyle w:val="Compact"/>
+      </w:pPr>
+      <w:r>
+        <w:rPr>
+          <w:rStyle w:val="VerbatimChar"/>
+        </w:rPr>
+        <w:t xml:space="preserve">all_genes_comparison.R</w:t>
+      </w:r>
+    </w:p>
+    <w:p>
+      <w:pPr>
+        <w:numPr>
+          <w:ilvl w:val="0"/>
+          <w:numId w:val="1009"/>
+        </w:numPr>
+        <w:pStyle w:val="Compact"/>
+      </w:pPr>
+      <w:r>
+        <w:rPr>
+          <w:rStyle w:val="VerbatimChar"/>
+        </w:rPr>
+        <w:t xml:space="preserve">pseudobulk_DE_GSEA/run_humanSignature_GSEA.R</w:t>
+      </w:r>
+    </w:p>
+    <w:p>
+      <w:pPr>
+        <w:pStyle w:val="Heading2"/>
+      </w:pPr>
+      <w:bookmarkStart w:id="30" w:name="h2b_labelretention_aging_cytotrace"/>
+      <w:r>
+        <w:t xml:space="preserve">10_H2B_LabelRetention_Aging_CytoTRACE</w:t>
+      </w:r>
+      <w:bookmarkEnd w:id="30"/>
+    </w:p>
+    <w:p>
+      <w:pPr>
+        <w:pStyle w:val="FirstParagraph"/>
+      </w:pPr>
+      <w:r>
+        <w:t xml:space="preserve">5 scripts. See</w:t>
       </w:r>
       <w:r>
         <w:t xml:space="preserve"> </w:t>
       </w:r>
       <w:r>
-        <w:t xml:space="preserve">— Overlay figure: Blood + WLMT correlation on one panel (v1)</w:t>
-      </w:r>
-    </w:p>
-    <w:p>
-      <w:pPr>
-        <w:numPr>
-          <w:ilvl w:val="0"/>
-          <w:numId w:val="1002"/>
-        </w:numPr>
-        <w:pStyle w:val="Compact"/>
-      </w:pPr>
-      <w:r>
-        <w:rPr>
-          <w:rStyle w:val="VerbatimChar"/>
-        </w:rPr>
-        <w:t xml:space="preserve">cpg_delta_overlay3.py</w:t>
+        <w:rPr>
+          <w:rStyle w:val="VerbatimChar"/>
+        </w:rPr>
+        <w:t xml:space="preserve">_PROJECT_OVERVIEW.md</w:t>
       </w:r>
       <w:r>
         <w:t xml:space="preserve"> </w:t>
       </w:r>
       <w:r>
-        <w:t xml:space="preserve">— Overlay figure: Blood + WLMT + YOMT correlation (v2, 3 clocks)</w:t>
-      </w:r>
-    </w:p>
-    <w:p>
-      <w:pPr>
-        <w:numPr>
-          <w:ilvl w:val="0"/>
-          <w:numId w:val="1002"/>
-        </w:numPr>
-        <w:pStyle w:val="Compact"/>
-      </w:pPr>
-      <w:r>
-        <w:rPr>
-          <w:rStyle w:val="VerbatimChar"/>
-        </w:rPr>
-        <w:t xml:space="preserve">cpg_delta_overlay4.py</w:t>
+        <w:t xml:space="preserve">in that folder.</w:t>
+      </w:r>
+    </w:p>
+    <w:p>
+      <w:pPr>
+        <w:numPr>
+          <w:ilvl w:val="0"/>
+          <w:numId w:val="1010"/>
+        </w:numPr>
+        <w:pStyle w:val="Compact"/>
+      </w:pPr>
+      <w:r>
+        <w:rPr>
+          <w:rStyle w:val="VerbatimChar"/>
+        </w:rPr>
+        <w:t xml:space="preserve">AgingCell_analysis/AgingCell_analysis.R</w:t>
+      </w:r>
+    </w:p>
+    <w:p>
+      <w:pPr>
+        <w:numPr>
+          <w:ilvl w:val="0"/>
+          <w:numId w:val="1010"/>
+        </w:numPr>
+        <w:pStyle w:val="Compact"/>
+      </w:pPr>
+      <w:r>
+        <w:rPr>
+          <w:rStyle w:val="VerbatimChar"/>
+        </w:rPr>
+        <w:t xml:space="preserve">H2B_GSEA/H2B_analysis.R</w:t>
+      </w:r>
+    </w:p>
+    <w:p>
+      <w:pPr>
+        <w:numPr>
+          <w:ilvl w:val="0"/>
+          <w:numId w:val="1010"/>
+        </w:numPr>
+        <w:pStyle w:val="Compact"/>
+      </w:pPr>
+      <w:r>
+        <w:rPr>
+          <w:rStyle w:val="VerbatimChar"/>
+        </w:rPr>
+        <w:t xml:space="preserve">H2B_fdrcutoff/H2B_analysis.R</w:t>
+      </w:r>
+    </w:p>
+    <w:p>
+      <w:pPr>
+        <w:numPr>
+          <w:ilvl w:val="0"/>
+          <w:numId w:val="1010"/>
+        </w:numPr>
+        <w:pStyle w:val="Compact"/>
+      </w:pPr>
+      <w:r>
+        <w:rPr>
+          <w:rStyle w:val="VerbatimChar"/>
+        </w:rPr>
+        <w:t xml:space="preserve">H2B_fdrcutoff/H2B_pathways_wFDR.R</w:t>
+      </w:r>
+    </w:p>
+    <w:p>
+      <w:pPr>
+        <w:numPr>
+          <w:ilvl w:val="0"/>
+          <w:numId w:val="1010"/>
+        </w:numPr>
+        <w:pStyle w:val="Compact"/>
+      </w:pPr>
+      <w:r>
+        <w:rPr>
+          <w:rStyle w:val="VerbatimChar"/>
+        </w:rPr>
+        <w:t xml:space="preserve">cytotrace2-main/cytotrace2_LT-HSCs.R</w:t>
+      </w:r>
+    </w:p>
+    <w:p>
+      <w:pPr>
+        <w:pStyle w:val="Heading2"/>
+      </w:pPr>
+      <w:bookmarkStart w:id="31" w:name="barcode_lineage_distance_tracing"/>
+      <w:r>
+        <w:t xml:space="preserve">11_Barcode_Lineage_Distance_Tracing</w:t>
+      </w:r>
+      <w:bookmarkEnd w:id="31"/>
+    </w:p>
+    <w:p>
+      <w:pPr>
+        <w:pStyle w:val="FirstParagraph"/>
+      </w:pPr>
+      <w:r>
+        <w:t xml:space="preserve">12 scripts. See</w:t>
       </w:r>
       <w:r>
         <w:t xml:space="preserve"> </w:t>
       </w:r>
       <w:r>
-        <w:t xml:space="preserve">— Overlay figure: Blood + WLMT + YOMT correlation (v3, recolored)</w:t>
-      </w:r>
-    </w:p>
-    <w:p>
-      <w:pPr>
-        <w:numPr>
-          <w:ilvl w:val="0"/>
-          <w:numId w:val="1002"/>
-        </w:numPr>
-        <w:pStyle w:val="Compact"/>
-      </w:pPr>
-      <w:r>
-        <w:rPr>
-          <w:rStyle w:val="VerbatimChar"/>
-        </w:rPr>
-        <w:t xml:space="preserve">plot_clock_scores.py</w:t>
+        <w:rPr>
+          <w:rStyle w:val="VerbatimChar"/>
+        </w:rPr>
+        <w:t xml:space="preserve">_PROJECT_OVERVIEW.md</w:t>
       </w:r>
       <w:r>
         <w:t xml:space="preserve"> </w:t>
       </w:r>
       <w:r>
-        <w:t xml:space="preserve">— Weighted clock scores by group, plus positive/negative-weight CpG split</w:t>
+        <w:t xml:space="preserve">in that folder.</w:t>
+      </w:r>
+    </w:p>
+    <w:p>
+      <w:pPr>
+        <w:numPr>
+          <w:ilvl w:val="0"/>
+          <w:numId w:val="1011"/>
+        </w:numPr>
+        <w:pStyle w:val="Compact"/>
+      </w:pPr>
+      <w:r>
+        <w:rPr>
+          <w:rStyle w:val="VerbatimChar"/>
+        </w:rPr>
+        <w:t xml:space="preserve">combined_regions_analysis.R</w:t>
+      </w:r>
+    </w:p>
+    <w:p>
+      <w:pPr>
+        <w:numPr>
+          <w:ilvl w:val="0"/>
+          <w:numId w:val="1011"/>
+        </w:numPr>
+        <w:pStyle w:val="Compact"/>
+      </w:pPr>
+      <w:r>
+        <w:rPr>
+          <w:rStyle w:val="VerbatimChar"/>
+        </w:rPr>
+        <w:t xml:space="preserve">combined_regions_analysis_permutation_tests.R</w:t>
+      </w:r>
+    </w:p>
+    <w:p>
+      <w:pPr>
+        <w:numPr>
+          <w:ilvl w:val="0"/>
+          <w:numId w:val="1011"/>
+        </w:numPr>
+        <w:pStyle w:val="Compact"/>
+      </w:pPr>
+      <w:r>
+        <w:rPr>
+          <w:rStyle w:val="VerbatimChar"/>
+        </w:rPr>
+        <w:t xml:space="preserve">files/barcode_visualizations.R</w:t>
+      </w:r>
+    </w:p>
+    <w:p>
+      <w:pPr>
+        <w:numPr>
+          <w:ilvl w:val="0"/>
+          <w:numId w:val="1011"/>
+        </w:numPr>
+        <w:pStyle w:val="Compact"/>
+      </w:pPr>
+      <w:r>
+        <w:rPr>
+          <w:rStyle w:val="VerbatimChar"/>
+        </w:rPr>
+        <w:t xml:space="preserve">files/combine_and_analyze_CT.R</w:t>
+      </w:r>
+    </w:p>
+    <w:p>
+      <w:pPr>
+        <w:numPr>
+          <w:ilvl w:val="0"/>
+          <w:numId w:val="1011"/>
+        </w:numPr>
+        <w:pStyle w:val="Compact"/>
+      </w:pPr>
+      <w:r>
+        <w:rPr>
+          <w:rStyle w:val="VerbatimChar"/>
+        </w:rPr>
+        <w:t xml:space="preserve">files/combine_barcodes.R</w:t>
+      </w:r>
+    </w:p>
+    <w:p>
+      <w:pPr>
+        <w:numPr>
+          <w:ilvl w:val="0"/>
+          <w:numId w:val="1011"/>
+        </w:numPr>
+        <w:pStyle w:val="Compact"/>
+      </w:pPr>
+      <w:r>
+        <w:rPr>
+          <w:rStyle w:val="VerbatimChar"/>
+        </w:rPr>
+        <w:t xml:space="preserve">files/distance_analyses_all_metrics.R</w:t>
+      </w:r>
+    </w:p>
+    <w:p>
+      <w:pPr>
+        <w:numPr>
+          <w:ilvl w:val="0"/>
+          <w:numId w:val="1011"/>
+        </w:numPr>
+        <w:pStyle w:val="Compact"/>
+      </w:pPr>
+      <w:r>
+        <w:rPr>
+          <w:rStyle w:val="VerbatimChar"/>
+        </w:rPr>
+        <w:t xml:space="preserve">files/pooled_perm_tests.R</w:t>
+      </w:r>
+    </w:p>
+    <w:p>
+      <w:pPr>
+        <w:numPr>
+          <w:ilvl w:val="0"/>
+          <w:numId w:val="1011"/>
+        </w:numPr>
+        <w:pStyle w:val="Compact"/>
+      </w:pPr>
+      <w:r>
+        <w:rPr>
+          <w:rStyle w:val="VerbatimChar"/>
+        </w:rPr>
+        <w:t xml:space="preserve">lenti_overlaps_with_mouse_genome.R</w:t>
+      </w:r>
+    </w:p>
+    <w:p>
+      <w:pPr>
+        <w:numPr>
+          <w:ilvl w:val="0"/>
+          <w:numId w:val="1011"/>
+        </w:numPr>
+        <w:pStyle w:val="Compact"/>
+      </w:pPr>
+      <w:r>
+        <w:rPr>
+          <w:rStyle w:val="VerbatimChar"/>
+        </w:rPr>
+        <w:t xml:space="preserve">neutral_region_pipeline.R</w:t>
+      </w:r>
+    </w:p>
+    <w:p>
+      <w:pPr>
+        <w:numPr>
+          <w:ilvl w:val="0"/>
+          <w:numId w:val="1011"/>
+        </w:numPr>
+        <w:pStyle w:val="Compact"/>
+      </w:pPr>
+      <w:r>
+        <w:rPr>
+          <w:rStyle w:val="VerbatimChar"/>
+        </w:rPr>
+        <w:t xml:space="preserve">pooled_bootstrap_CLP_vs_GMP_destfixed.R</w:t>
+      </w:r>
+    </w:p>
+    <w:p>
+      <w:pPr>
+        <w:numPr>
+          <w:ilvl w:val="0"/>
+          <w:numId w:val="1011"/>
+        </w:numPr>
+        <w:pStyle w:val="Compact"/>
+      </w:pPr>
+      <w:r>
+        <w:rPr>
+          <w:rStyle w:val="VerbatimChar"/>
+        </w:rPr>
+        <w:t xml:space="preserve">pooled_perm_CLP_vs_GMP_multi_distance.R</w:t>
+      </w:r>
+    </w:p>
+    <w:p>
+      <w:pPr>
+        <w:numPr>
+          <w:ilvl w:val="0"/>
+          <w:numId w:val="1011"/>
+        </w:numPr>
+        <w:pStyle w:val="Compact"/>
+      </w:pPr>
+      <w:r>
+        <w:rPr>
+          <w:rStyle w:val="VerbatimChar"/>
+        </w:rPr>
+        <w:t xml:space="preserve">separate_regions_analysis.R</w:t>
       </w:r>
     </w:p>
     <w:p>
       <w:pPr>
         <w:pStyle w:val="Heading2"/>
       </w:pPr>
-      <w:bookmarkStart w:id="23" w:name="mutant_hspc_proliferation_multigenotype"/>
-      <w:r>
-        <w:t xml:space="preserve">03_Mutant_HSPC_Proliferation_MultiGenotype</w:t>
-      </w:r>
-      <w:bookmarkEnd w:id="23"/>
+      <w:bookmarkStart w:id="32" w:name="math_modeling_division_burden"/>
+      <w:r>
+        <w:t xml:space="preserve">12_Math_Modeling_Division_Burden</w:t>
+      </w:r>
+      <w:bookmarkEnd w:id="32"/>
     </w:p>
     <w:p>
       <w:pPr>
         <w:pStyle w:val="FirstParagraph"/>
       </w:pPr>
       <w:r>
-        <w:t xml:space="preserve">29 scripts. See</w:t>
+        <w:t xml:space="preserve">2 scripts. See</w:t>
       </w:r>
       <w:r>
         <w:t xml:space="preserve"> </w:t>
@@ -377,616 +2099,151 @@
         <w:t xml:space="preserve"> </w:t>
       </w:r>
       <w:r>
-        <w:t xml:space="preserve">in that folder for the project-level summary.</w:t>
-      </w:r>
-    </w:p>
-    <w:p>
-      <w:pPr>
-        <w:numPr>
-          <w:ilvl w:val="0"/>
-          <w:numId w:val="1003"/>
-        </w:numPr>
-        <w:pStyle w:val="Compact"/>
-      </w:pPr>
-      <w:r>
-        <w:rPr>
-          <w:rStyle w:val="VerbatimChar"/>
-        </w:rPr>
-        <w:t xml:space="preserve">genesets_mouse.py</w:t>
+        <w:t xml:space="preserve">in that folder.</w:t>
+      </w:r>
+    </w:p>
+    <w:p>
+      <w:pPr>
+        <w:numPr>
+          <w:ilvl w:val="0"/>
+          <w:numId w:val="1012"/>
+        </w:numPr>
+        <w:pStyle w:val="Compact"/>
+      </w:pPr>
+      <w:r>
+        <w:rPr>
+          <w:rStyle w:val="VerbatimChar"/>
+        </w:rPr>
+        <w:t xml:space="preserve">math_modelling_division_burden.R</w:t>
+      </w:r>
+    </w:p>
+    <w:p>
+      <w:pPr>
+        <w:numPr>
+          <w:ilvl w:val="0"/>
+          <w:numId w:val="1012"/>
+        </w:numPr>
+        <w:pStyle w:val="Compact"/>
+      </w:pPr>
+      <w:r>
+        <w:rPr>
+          <w:rStyle w:val="VerbatimChar"/>
+        </w:rPr>
+        <w:t xml:space="preserve">math_modelling_division_burden/math_modelling_division_burden.R</w:t>
+      </w:r>
+    </w:p>
+    <w:p>
+      <w:pPr>
+        <w:pStyle w:val="Heading2"/>
+      </w:pPr>
+      <w:bookmarkStart w:id="33" w:name="unrelated_other_experiments"/>
+      <w:r>
+        <w:t xml:space="preserve">13_Unrelated_Other_Experiments</w:t>
+      </w:r>
+      <w:bookmarkEnd w:id="33"/>
+    </w:p>
+    <w:p>
+      <w:pPr>
+        <w:pStyle w:val="FirstParagraph"/>
+      </w:pPr>
+      <w:r>
+        <w:t xml:space="preserve">5 scripts. See</w:t>
       </w:r>
       <w:r>
         <w:t xml:space="preserve"> </w:t>
       </w:r>
       <w:r>
-        <w:t xml:space="preserve">— Shared gene-signature module (not a standalone analysis)</w:t>
-      </w:r>
-    </w:p>
-    <w:p>
-      <w:pPr>
-        <w:numPr>
-          <w:ilvl w:val="0"/>
-          <w:numId w:val="1003"/>
-        </w:numPr>
-        <w:pStyle w:val="Compact"/>
-      </w:pPr>
-      <w:r>
-        <w:rPr>
-          <w:rStyle w:val="VerbatimChar"/>
-        </w:rPr>
-        <w:t xml:space="preserve">bulk_analysis.py</w:t>
+        <w:rPr>
+          <w:rStyle w:val="VerbatimChar"/>
+        </w:rPr>
+        <w:t xml:space="preserve">_PROJECT_OVERVIEW.md</w:t>
       </w:r>
       <w:r>
         <w:t xml:space="preserve"> </w:t>
       </w:r>
       <w:r>
-        <w:t xml:space="preserve">— First-pass bulk RNA-seq proliferation signature scoring (3 CH drivers)</w:t>
-      </w:r>
-    </w:p>
-    <w:p>
-      <w:pPr>
-        <w:numPr>
-          <w:ilvl w:val="0"/>
-          <w:numId w:val="1003"/>
-        </w:numPr>
-        <w:pStyle w:val="Compact"/>
-      </w:pPr>
-      <w:r>
-        <w:rPr>
-          <w:rStyle w:val="VerbatimChar"/>
-        </w:rPr>
-        <w:t xml:space="preserve">rigor_bulk.py</w:t>
+        <w:t xml:space="preserve">in that folder.</w:t>
+      </w:r>
+    </w:p>
+    <w:p>
+      <w:pPr>
+        <w:numPr>
+          <w:ilvl w:val="0"/>
+          <w:numId w:val="1013"/>
+        </w:numPr>
+        <w:pStyle w:val="Compact"/>
+      </w:pPr>
+      <w:r>
+        <w:rPr>
+          <w:rStyle w:val="VerbatimChar"/>
+        </w:rPr>
+        <w:t xml:space="preserve">Experiment 2 - Quantification of cell death for comparable cytoreduction by DOX, 5FU (1)/permut_cell_death_R'.R</w:t>
+      </w:r>
+    </w:p>
+    <w:p>
+      <w:pPr>
+        <w:numPr>
+          <w:ilvl w:val="0"/>
+          <w:numId w:val="1013"/>
+        </w:numPr>
+        <w:pStyle w:val="Compact"/>
+      </w:pPr>
+      <w:r>
+        <w:rPr>
+          <w:rStyle w:val="VerbatimChar"/>
+        </w:rPr>
+        <w:t xml:space="preserve">Telomeres.R</w:t>
+      </w:r>
+    </w:p>
+    <w:p>
+      <w:pPr>
+        <w:numPr>
+          <w:ilvl w:val="0"/>
+          <w:numId w:val="1013"/>
+        </w:numPr>
+        <w:pStyle w:val="Compact"/>
+      </w:pPr>
+      <w:r>
+        <w:rPr>
+          <w:rStyle w:val="VerbatimChar"/>
+        </w:rPr>
+        <w:t xml:space="preserve">Well_coverage_drightfield_analysis.R</w:t>
+      </w:r>
+    </w:p>
+    <w:p>
+      <w:pPr>
+        <w:numPr>
+          <w:ilvl w:val="0"/>
+          <w:numId w:val="1013"/>
+        </w:numPr>
+        <w:pStyle w:val="Compact"/>
+      </w:pPr>
+      <w:r>
+        <w:rPr>
+          <w:rStyle w:val="VerbatimChar"/>
+        </w:rPr>
+        <w:t xml:space="preserve">nhanes.R</w:t>
+      </w:r>
+    </w:p>
+    <w:p>
+      <w:pPr>
+        <w:numPr>
+          <w:ilvl w:val="0"/>
+          <w:numId w:val="1013"/>
+        </w:numPr>
+        <w:pStyle w:val="Compact"/>
+      </w:pPr>
+      <w:r>
+        <w:rPr>
+          <w:rStyle w:val="VerbatimChar"/>
+        </w:rPr>
+        <w:t xml:space="preserve">_root_copies/permut_cell_death_R'.R</w:t>
       </w:r>
       <w:r>
         <w:t xml:space="preserve"> </w:t>
       </w:r>
       <w:r>
-        <w:t xml:space="preserve">— Rigorous re-analysis: DESeq2 + competitive proliferation gene-set test (all 3 datasets)</w:t>
-      </w:r>
-    </w:p>
-    <w:p>
-      <w:pPr>
-        <w:numPr>
-          <w:ilvl w:val="0"/>
-          <w:numId w:val="1003"/>
-        </w:numPr>
-        <w:pStyle w:val="Compact"/>
-      </w:pPr>
-      <w:r>
-        <w:rPr>
-          <w:rStyle w:val="VerbatimChar"/>
-        </w:rPr>
-        <w:t xml:space="preserve">rigor_one.py</w:t>
-      </w:r>
-      <w:r>
-        <w:t xml:space="preserve"> </w:t>
-      </w:r>
-      <w:r>
-        <w:t xml:space="preserve">— Rigorous DESeq2 test for a single dataset (Asxl1 or Jak2)</w:t>
-      </w:r>
-    </w:p>
-    <w:p>
-      <w:pPr>
-        <w:numPr>
-          <w:ilvl w:val="0"/>
-          <w:numId w:val="1003"/>
-        </w:numPr>
-        <w:pStyle w:val="Compact"/>
-      </w:pPr>
-      <w:r>
-        <w:rPr>
-          <w:rStyle w:val="VerbatimChar"/>
-        </w:rPr>
-        <w:t xml:space="preserve">s1_smartseq2.py</w:t>
-      </w:r>
-      <w:r>
-        <w:t xml:space="preserve"> </w:t>
-      </w:r>
-      <w:r>
-        <w:t xml:space="preserve">— Smart-seq2 LT-HSC cell-cycle scoring (WT vs Tet2 vs Dnmt3a)</w:t>
-      </w:r>
-    </w:p>
-    <w:p>
-      <w:pPr>
-        <w:numPr>
-          <w:ilvl w:val="0"/>
-          <w:numId w:val="1003"/>
-        </w:numPr>
-        <w:pStyle w:val="Compact"/>
-      </w:pPr>
-      <w:r>
-        <w:rPr>
-          <w:rStyle w:val="VerbatimChar"/>
-        </w:rPr>
-        <w:t xml:space="preserve">s2_tenx.py</w:t>
-      </w:r>
-      <w:r>
-        <w:t xml:space="preserve"> </w:t>
-      </w:r>
-      <w:r>
-        <w:t xml:space="preserve">— 10x LSK cell-cycle scoring, single genotype (GSE263101, WT or Jak2V617F)</w:t>
-      </w:r>
-    </w:p>
-    <w:p>
-      <w:pPr>
-        <w:numPr>
-          <w:ilvl w:val="0"/>
-          <w:numId w:val="1003"/>
-        </w:numPr>
-        <w:pStyle w:val="Compact"/>
-      </w:pPr>
-      <w:r>
-        <w:rPr>
-          <w:rStyle w:val="VerbatimChar"/>
-        </w:rPr>
-        <w:t xml:space="preserve">s3_synth.py</w:t>
-      </w:r>
-      <w:r>
-        <w:t xml:space="preserve"> </w:t>
-      </w:r>
-      <w:r>
-        <w:t xml:space="preserve">— Cross-dataset synthesis: phase fractions &amp; proliferation across all 3 mutants</w:t>
-      </w:r>
-    </w:p>
-    <w:p>
-      <w:pPr>
-        <w:numPr>
-          <w:ilvl w:val="0"/>
-          <w:numId w:val="1003"/>
-        </w:numPr>
-        <w:pStyle w:val="Compact"/>
-      </w:pPr>
-      <w:r>
-        <w:rPr>
-          <w:rStyle w:val="VerbatimChar"/>
-        </w:rPr>
-        <w:t xml:space="preserve">s4_clusters_ss2.py</w:t>
-      </w:r>
-      <w:r>
-        <w:t xml:space="preserve"> </w:t>
-      </w:r>
-      <w:r>
-        <w:t xml:space="preserve">— Smart-seq2: add Leiden clustering + lineage annotation to WT/Tet2/Dnmt3a</w:t>
-      </w:r>
-    </w:p>
-    <w:p>
-      <w:pPr>
-        <w:numPr>
-          <w:ilvl w:val="0"/>
-          <w:numId w:val="1003"/>
-        </w:numPr>
-        <w:pStyle w:val="Compact"/>
-      </w:pPr>
-      <w:r>
-        <w:rPr>
-          <w:rStyle w:val="VerbatimChar"/>
-        </w:rPr>
-        <w:t xml:space="preserve">scrna_analysis.py</w:t>
-      </w:r>
-      <w:r>
-        <w:t xml:space="preserve"> </w:t>
-      </w:r>
-      <w:r>
-        <w:t xml:space="preserve">— Consolidated single-cell cell-cycle analysis (Smart-seq2 + 10x, one script)</w:t>
-      </w:r>
-    </w:p>
-    <w:p>
-      <w:pPr>
-        <w:numPr>
-          <w:ilvl w:val="0"/>
-          <w:numId w:val="1003"/>
-        </w:numPr>
-        <w:pStyle w:val="Compact"/>
-      </w:pPr>
-      <w:r>
-        <w:rPr>
-          <w:rStyle w:val="VerbatimChar"/>
-        </w:rPr>
-        <w:t xml:space="preserve">c1_build_ss2.py</w:t>
-      </w:r>
-      <w:r>
-        <w:t xml:space="preserve"> </w:t>
-      </w:r>
-      <w:r>
-        <w:t xml:space="preserve">— Smart-seq2 pipeline step 1: build merged, scored, PCA’d dataset</w:t>
-      </w:r>
-    </w:p>
-    <w:p>
-      <w:pPr>
-        <w:numPr>
-          <w:ilvl w:val="0"/>
-          <w:numId w:val="1003"/>
-        </w:numPr>
-        <w:pStyle w:val="Compact"/>
-      </w:pPr>
-      <w:r>
-        <w:rPr>
-          <w:rStyle w:val="VerbatimChar"/>
-        </w:rPr>
-        <w:t xml:space="preserve">c2_cluster_ss2.py</w:t>
-      </w:r>
-      <w:r>
-        <w:t xml:space="preserve"> </w:t>
-      </w:r>
-      <w:r>
-        <w:t xml:space="preserve">— Smart-seq2 pipeline step 2: Leiden clustering + per-cluster proliferation</w:t>
-      </w:r>
-    </w:p>
-    <w:p>
-      <w:pPr>
-        <w:numPr>
-          <w:ilvl w:val="0"/>
-          <w:numId w:val="1003"/>
-        </w:numPr>
-        <w:pStyle w:val="Compact"/>
-      </w:pPr>
-      <w:r>
-        <w:rPr>
-          <w:rStyle w:val="VerbatimChar"/>
-        </w:rPr>
-        <w:t xml:space="preserve">c_ss2_full.py</w:t>
-      </w:r>
-      <w:r>
-        <w:t xml:space="preserve"> </w:t>
-      </w:r>
-      <w:r>
-        <w:t xml:space="preserve">— Smart-seq2 build+cluster in one script (KMeans fallback)</w:t>
-      </w:r>
-    </w:p>
-    <w:p>
-      <w:pPr>
-        <w:numPr>
-          <w:ilvl w:val="0"/>
-          <w:numId w:val="1003"/>
-        </w:numPr>
-        <w:pStyle w:val="Compact"/>
-      </w:pPr>
-      <w:r>
-        <w:rPr>
-          <w:rStyle w:val="VerbatimChar"/>
-        </w:rPr>
-        <w:t xml:space="preserve">c_tenx_celltype.py</w:t>
-      </w:r>
-      <w:r>
-        <w:t xml:space="preserve"> </w:t>
-      </w:r>
-      <w:r>
-        <w:t xml:space="preserve">— 10x single-genotype cell-type + proliferation scoring (Jak2 dataset)</w:t>
-      </w:r>
-    </w:p>
-    <w:p>
-      <w:pPr>
-        <w:numPr>
-          <w:ilvl w:val="0"/>
-          <w:numId w:val="1003"/>
-        </w:numPr>
-        <w:pStyle w:val="Compact"/>
-      </w:pPr>
-      <w:r>
-        <w:rPr>
-          <w:rStyle w:val="VerbatimChar"/>
-        </w:rPr>
-        <w:t xml:space="preserve">c_join.py</w:t>
-      </w:r>
-      <w:r>
-        <w:t xml:space="preserve"> </w:t>
-      </w:r>
-      <w:r>
-        <w:t xml:space="preserve">— 10x WT vs Jak2V617F: compartment-matched proliferation comparison</w:t>
-      </w:r>
-    </w:p>
-    <w:p>
-      <w:pPr>
-        <w:numPr>
-          <w:ilvl w:val="0"/>
-          <w:numId w:val="1003"/>
-        </w:numPr>
-        <w:pStyle w:val="Compact"/>
-      </w:pPr>
-      <w:r>
-        <w:rPr>
-          <w:rStyle w:val="VerbatimChar"/>
-        </w:rPr>
-        <w:t xml:space="preserve">c_final.py</w:t>
-      </w:r>
-      <w:r>
-        <w:t xml:space="preserve"> </w:t>
-      </w:r>
-      <w:r>
-        <w:t xml:space="preserve">— Final cross-genotype summary figure (matched compartment)</w:t>
-      </w:r>
-    </w:p>
-    <w:p>
-      <w:pPr>
-        <w:numPr>
-          <w:ilvl w:val="0"/>
-          <w:numId w:val="1003"/>
-        </w:numPr>
-        <w:pStyle w:val="Compact"/>
-      </w:pPr>
-      <w:r>
-        <w:rPr>
-          <w:rStyle w:val="VerbatimChar"/>
-        </w:rPr>
-        <w:t xml:space="preserve">audit_ss2.py</w:t>
-      </w:r>
-      <w:r>
-        <w:t xml:space="preserve"> </w:t>
-      </w:r>
-      <w:r>
-        <w:t xml:space="preserve">— QC audit: does sequencing depth confound the Smart-seq2 proliferation signal?</w:t>
-      </w:r>
-    </w:p>
-    <w:p>
-      <w:pPr>
-        <w:numPr>
-          <w:ilvl w:val="0"/>
-          <w:numId w:val="1003"/>
-        </w:numPr>
-        <w:pStyle w:val="Compact"/>
-      </w:pPr>
-      <w:r>
-        <w:rPr>
-          <w:rStyle w:val="VerbatimChar"/>
-        </w:rPr>
-        <w:t xml:space="preserve">ax_panel.py</w:t>
-      </w:r>
-      <w:r>
-        <w:t xml:space="preserve"> </w:t>
-      </w:r>
-      <w:r>
-        <w:t xml:space="preserve">— Asxl1 10x panel-extraction step (per sample tag)</w:t>
-      </w:r>
-    </w:p>
-    <w:p>
-      <w:pPr>
-        <w:numPr>
-          <w:ilvl w:val="0"/>
-          <w:numId w:val="1003"/>
-        </w:numPr>
-        <w:pStyle w:val="Compact"/>
-      </w:pPr>
-      <w:r>
-        <w:rPr>
-          <w:rStyle w:val="VerbatimChar"/>
-        </w:rPr>
-        <w:t xml:space="preserve">ax_join.py</w:t>
-      </w:r>
-      <w:r>
-        <w:t xml:space="preserve"> </w:t>
-      </w:r>
-      <w:r>
-        <w:t xml:space="preserve">— Asxl1 10x: joined compartment-matched WT vs KO comparison (wk04 + wk36)</w:t>
-      </w:r>
-    </w:p>
-    <w:p>
-      <w:pPr>
-        <w:numPr>
-          <w:ilvl w:val="0"/>
-          <w:numId w:val="1003"/>
-        </w:numPr>
-        <w:pStyle w:val="Compact"/>
-      </w:pPr>
-      <w:r>
-        <w:rPr>
-          <w:rStyle w:val="VerbatimChar"/>
-        </w:rPr>
-        <w:t xml:space="preserve">asxl1_10x.py</w:t>
-      </w:r>
-      <w:r>
-        <w:t xml:space="preserve"> </w:t>
-      </w:r>
-      <w:r>
-        <w:t xml:space="preserve">— Asxl1 10x: self-contained single-script version of ax_panel.py + ax_join.py</w:t>
-      </w:r>
-    </w:p>
-    <w:p>
-      <w:pPr>
-        <w:numPr>
-          <w:ilvl w:val="0"/>
-          <w:numId w:val="1003"/>
-        </w:numPr>
-        <w:pStyle w:val="Compact"/>
-      </w:pPr>
-      <w:r>
-        <w:rPr>
-          <w:rStyle w:val="VerbatimChar"/>
-        </w:rPr>
-        <w:t xml:space="preserve">axd_panel.py</w:t>
-      </w:r>
-      <w:r>
-        <w:t xml:space="preserve"> </w:t>
-      </w:r>
-      <w:r>
-        <w:t xml:space="preserve">— Asxl1 10x panel extraction with in-matrix hashtag demultiplexing</w:t>
-      </w:r>
-    </w:p>
-    <w:p>
-      <w:pPr>
-        <w:numPr>
-          <w:ilvl w:val="0"/>
-          <w:numId w:val="1003"/>
-        </w:numPr>
-        <w:pStyle w:val="Compact"/>
-      </w:pPr>
-      <w:r>
-        <w:rPr>
-          <w:rStyle w:val="VerbatimChar"/>
-        </w:rPr>
-        <w:t xml:space="preserve">d_panel.py</w:t>
-      </w:r>
-      <w:r>
-        <w:t xml:space="preserve"> </w:t>
-      </w:r>
-      <w:r>
-        <w:t xml:space="preserve">— Dnmt3a 10x panel-extraction step (per sample, GSE272266)</w:t>
-      </w:r>
-    </w:p>
-    <w:p>
-      <w:pPr>
-        <w:numPr>
-          <w:ilvl w:val="0"/>
-          <w:numId w:val="1003"/>
-        </w:numPr>
-        <w:pStyle w:val="Compact"/>
-      </w:pPr>
-      <w:r>
-        <w:rPr>
-          <w:rStyle w:val="VerbatimChar"/>
-        </w:rPr>
-        <w:t xml:space="preserve">jak2_panel.py</w:t>
-      </w:r>
-      <w:r>
-        <w:t xml:space="preserve"> </w:t>
-      </w:r>
-      <w:r>
-        <w:t xml:space="preserve">— Jak2 (GSE227026) 10x panel-extraction step (per sample)</w:t>
-      </w:r>
-    </w:p>
-    <w:p>
-      <w:pPr>
-        <w:numPr>
-          <w:ilvl w:val="0"/>
-          <w:numId w:val="1003"/>
-        </w:numPr>
-        <w:pStyle w:val="Compact"/>
-      </w:pPr>
-      <w:r>
-        <w:rPr>
-          <w:rStyle w:val="VerbatimChar"/>
-        </w:rPr>
-        <w:t xml:space="preserve">r878_panel.py</w:t>
-      </w:r>
-      <w:r>
-        <w:t xml:space="preserve"> </w:t>
-      </w:r>
-      <w:r>
-        <w:t xml:space="preserve">— Dnmt3a-R878H 10x panel-extraction step with full-lineage marker panel</w:t>
-      </w:r>
-    </w:p>
-    <w:p>
-      <w:pPr>
-        <w:numPr>
-          <w:ilvl w:val="0"/>
-          <w:numId w:val="1003"/>
-        </w:numPr>
-        <w:pStyle w:val="Compact"/>
-      </w:pPr>
-      <w:r>
-        <w:rPr>
-          <w:rStyle w:val="VerbatimChar"/>
-        </w:rPr>
-        <w:t xml:space="preserve">t_panel.py</w:t>
-      </w:r>
-      <w:r>
-        <w:t xml:space="preserve"> </w:t>
-      </w:r>
-      <w:r>
-        <w:t xml:space="preserve">— Jak2 (GSE263101) 10x panel-extraction step used by c_join.py</w:t>
-      </w:r>
-    </w:p>
-    <w:p>
-      <w:pPr>
-        <w:numPr>
-          <w:ilvl w:val="0"/>
-          <w:numId w:val="1003"/>
-        </w:numPr>
-        <w:pStyle w:val="Compact"/>
-      </w:pPr>
-      <w:r>
-        <w:rPr>
-          <w:rStyle w:val="VerbatimChar"/>
-        </w:rPr>
-        <w:t xml:space="preserve">t_save.py</w:t>
-      </w:r>
-      <w:r>
-        <w:t xml:space="preserve"> </w:t>
-      </w:r>
-      <w:r>
-        <w:t xml:space="preserve">— Jak2 (GSE263101) 10x: save full log-normalized matrix (all genes)</w:t>
-      </w:r>
-    </w:p>
-    <w:p>
-      <w:pPr>
-        <w:numPr>
-          <w:ilvl w:val="0"/>
-          <w:numId w:val="1003"/>
-        </w:numPr>
-        <w:pStyle w:val="Compact"/>
-      </w:pPr>
-      <w:r>
-        <w:rPr>
-          <w:rStyle w:val="VerbatimChar"/>
-        </w:rPr>
-        <w:t xml:space="preserve">t2_panel.py</w:t>
-      </w:r>
-      <w:r>
-        <w:t xml:space="preserve"> </w:t>
-      </w:r>
-      <w:r>
-        <w:t xml:space="preserve">— Tet2 (GSE209994) 10x panel-extraction step with HTO demultiplexing</w:t>
-      </w:r>
-    </w:p>
-    <w:p>
-      <w:pPr>
-        <w:numPr>
-          <w:ilvl w:val="0"/>
-          <w:numId w:val="1003"/>
-        </w:numPr>
-        <w:pStyle w:val="Compact"/>
-      </w:pPr>
-      <w:r>
-        <w:rPr>
-          <w:rStyle w:val="VerbatimChar"/>
-        </w:rPr>
-        <w:t xml:space="preserve">t2h_panel.py</w:t>
-      </w:r>
-      <w:r>
-        <w:t xml:space="preserve"> </w:t>
-      </w:r>
-      <w:r>
-        <w:t xml:space="preserve">— Tet2 (GSE209994) 10x panel-extraction step — near-duplicate of t2_panel.py</w:t>
-      </w:r>
-    </w:p>
-    <w:p>
-      <w:pPr>
-        <w:numPr>
-          <w:ilvl w:val="0"/>
-          <w:numId w:val="1003"/>
-        </w:numPr>
-        <w:pStyle w:val="Compact"/>
-      </w:pPr>
-      <w:r>
-        <w:rPr>
-          <w:rStyle w:val="VerbatimChar"/>
-        </w:rPr>
-        <w:t xml:space="preserve">strict_join.py</w:t>
-      </w:r>
-      <w:r>
-        <w:t xml:space="preserve"> </w:t>
-      </w:r>
-      <w:r>
-        <w:t xml:space="preserve">— Generalized, stricter compartment-matched join/comparison script</w:t>
-      </w:r>
-    </w:p>
-    <w:p>
-      <w:pPr>
-        <w:numPr>
-          <w:ilvl w:val="0"/>
-          <w:numId w:val="1003"/>
-        </w:numPr>
-        <w:pStyle w:val="Compact"/>
-      </w:pPr>
-      <w:r>
-        <w:rPr>
-          <w:rStyle w:val="VerbatimChar"/>
-        </w:rPr>
-        <w:t xml:space="preserve">g2m_vs_s_signtest.py</w:t>
-      </w:r>
-      <w:r>
-        <w:t xml:space="preserve"> </w:t>
-      </w:r>
-      <w:r>
-        <w:t xml:space="preserve">— Asxl1 reconciliation: is the proliferation signal S-phase or G2M-driven?</w:t>
+        <w:t xml:space="preserve">(duplicate copy of the root-level original)</w:t>
       </w:r>
     </w:p>
     <w:sectPr/>
@@ -1235,6 +2492,36 @@
     <w:abstractNumId w:val="991"/>
   </w:num>
   <w:num w:numId="1003">
+    <w:abstractNumId w:val="991"/>
+  </w:num>
+  <w:num w:numId="1004">
+    <w:abstractNumId w:val="991"/>
+  </w:num>
+  <w:num w:numId="1005">
+    <w:abstractNumId w:val="991"/>
+  </w:num>
+  <w:num w:numId="1006">
+    <w:abstractNumId w:val="991"/>
+  </w:num>
+  <w:num w:numId="1007">
+    <w:abstractNumId w:val="991"/>
+  </w:num>
+  <w:num w:numId="1008">
+    <w:abstractNumId w:val="991"/>
+  </w:num>
+  <w:num w:numId="1009">
+    <w:abstractNumId w:val="991"/>
+  </w:num>
+  <w:num w:numId="1010">
+    <w:abstractNumId w:val="991"/>
+  </w:num>
+  <w:num w:numId="1011">
+    <w:abstractNumId w:val="991"/>
+  </w:num>
+  <w:num w:numId="1012">
+    <w:abstractNumId w:val="991"/>
+  </w:num>
+  <w:num w:numId="1013">
     <w:abstractNumId w:val="991"/>
   </w:num>
 </w:numbering>
